--- a/Voucher_Plakhotnikov_№1-3/Voucher_2026.docx
+++ b/Voucher_Plakhotnikov_№1-3/Voucher_2026.docx
@@ -1,6 +1,6 @@
 
 <file path=word/document.xml><?xml version="1.0" encoding="utf-8"?>
-<w:document xmlns:wpc="http://schemas.microsoft.com/office/word/2010/wordprocessingCanvas" xmlns:cx="http://schemas.microsoft.com/office/drawing/2014/chartex" xmlns:cx1="http://schemas.microsoft.com/office/drawing/2015/9/8/chartex" xmlns:cx2="http://schemas.microsoft.com/office/drawing/2015/10/21/chartex" xmlns:cx3="http://schemas.microsoft.com/office/drawing/2016/5/9/chartex" xmlns:cx4="http://schemas.microsoft.com/office/drawing/2016/5/10/chartex" xmlns:cx5="http://schemas.microsoft.com/office/drawing/2016/5/11/chartex" xmlns:cx6="http://schemas.microsoft.com/office/drawing/2016/5/12/chartex" xmlns:cx7="http://schemas.microsoft.com/office/drawing/2016/5/13/chartex" xmlns:cx8="http://schemas.microsoft.com/office/drawing/2016/5/14/chartex" xmlns:mc="http://schemas.openxmlformats.org/markup-compatibility/2006" xmlns:aink="http://schemas.microsoft.com/office/drawing/2016/ink" xmlns:am3d="http://schemas.microsoft.com/office/drawing/2017/model3d" xmlns:o="urn:schemas-microsoft-com:office:office" xmlns:oel="http://schemas.microsoft.com/office/2019/extlst" xmlns:r="http://schemas.openxmlformats.org/officeDocument/2006/relationships" xmlns:m="http://schemas.openxmlformats.org/officeDocument/2006/math" xmlns:v="urn:schemas-microsoft-com:vml" xmlns:wp14="http://schemas.microsoft.com/office/word/2010/wordprocessingDrawing" xmlns:wp="http://schemas.openxmlformats.org/drawingml/2006/wordprocessingDrawing" xmlns:w10="urn:schemas-microsoft-com:office:word" xmlns:w="http://schemas.openxmlformats.org/wordprocessingml/2006/main" xmlns:w14="http://schemas.microsoft.com/office/word/2010/wordml" xmlns:w15="http://schemas.microsoft.com/office/word/2012/wordml" xmlns:w16cex="http://schemas.microsoft.com/office/word/2018/wordml/cex" xmlns:w16cid="http://schemas.microsoft.com/office/word/2016/wordml/cid" xmlns:w16="http://schemas.microsoft.com/office/word/2018/wordml" xmlns:w16du="http://schemas.microsoft.com/office/word/2023/wordml/word16du" xmlns:w16sdtdh="http://schemas.microsoft.com/office/word/2020/wordml/sdtdatahash" xmlns:w16sdtfl="http://schemas.microsoft.com/office/word/2024/wordml/sdtformatlock" xmlns:w16se="http://schemas.microsoft.com/office/word/2015/wordml/symex" xmlns:wpg="http://schemas.microsoft.com/office/word/2010/wordprocessingGroup" xmlns:wpi="http://schemas.microsoft.com/office/word/2010/wordprocessingInk" xmlns:wne="http://schemas.microsoft.com/office/word/2006/wordml" xmlns:wps="http://schemas.microsoft.com/office/word/2010/wordprocessingShape" mc:Ignorable="w14 w15 w16se w16cid w16 w16cex w16sdtdh w16sdtfl w16du wp14">
+<w:document xmlns:wpc="http://schemas.microsoft.com/office/word/2010/wordprocessingCanvas" xmlns:cx="http://schemas.microsoft.com/office/drawing/2014/chartex" xmlns:cx1="http://schemas.microsoft.com/office/drawing/2015/9/8/chartex" xmlns:cx2="http://schemas.microsoft.com/office/drawing/2015/10/21/chartex" xmlns:cx3="http://schemas.microsoft.com/office/drawing/2016/5/9/chartex" xmlns:cx4="http://schemas.microsoft.com/office/drawing/2016/5/10/chartex" xmlns:cx5="http://schemas.microsoft.com/office/drawing/2016/5/11/chartex" xmlns:cx6="http://schemas.microsoft.com/office/drawing/2016/5/12/chartex" xmlns:cx7="http://schemas.microsoft.com/office/drawing/2016/5/13/chartex" xmlns:cx8="http://schemas.microsoft.com/office/drawing/2016/5/14/chartex" xmlns:mc="http://schemas.openxmlformats.org/markup-compatibility/2006" xmlns:aink="http://schemas.microsoft.com/office/drawing/2016/ink" xmlns:am3d="http://schemas.microsoft.com/office/drawing/2017/model3d" xmlns:o="urn:schemas-microsoft-com:office:office" xmlns:oel="http://schemas.microsoft.com/office/2019/extlst" xmlns:r="http://schemas.openxmlformats.org/officeDocument/2006/relationships" xmlns:m="http://schemas.openxmlformats.org/officeDocument/2006/math" xmlns:v="urn:schemas-microsoft-com:vml" xmlns:wp14="http://schemas.microsoft.com/office/word/2010/wordprocessingDrawing" xmlns:wp="http://schemas.openxmlformats.org/drawingml/2006/wordprocessingDrawing" xmlns:w10="urn:schemas-microsoft-com:office:word" xmlns:w="http://schemas.openxmlformats.org/wordprocessingml/2006/main" xmlns:w14="http://schemas.microsoft.com/office/word/2010/wordml" xmlns:w15="http://schemas.microsoft.com/office/word/2012/wordml" xmlns:w16cex="http://schemas.microsoft.com/office/word/2018/wordml/cex" xmlns:w16cid="http://schemas.microsoft.com/office/word/2016/wordml/cid" xmlns:w16="http://schemas.microsoft.com/office/word/2018/wordml" xmlns:w16du="http://schemas.microsoft.com/office/word/2023/wordml/word16du" xmlns:w16sdtdh="http://schemas.microsoft.com/office/word/2020/wordml/sdtdatahash" xmlns:w16se="http://schemas.microsoft.com/office/word/2015/wordml/symex" xmlns:wpg="http://schemas.microsoft.com/office/word/2010/wordprocessingGroup" xmlns:wpi="http://schemas.microsoft.com/office/word/2010/wordprocessingInk" xmlns:wne="http://schemas.microsoft.com/office/word/2006/wordml" xmlns:wps="http://schemas.microsoft.com/office/word/2010/wordprocessingShape" mc:Ignorable="w14 w15 w16se w16cid w16 w16cex w16sdtdh w16du wp14">
   <w:body>
     <w:p>
       <w:pPr>
@@ -44,7 +44,6 @@
         </w:rPr>
         <w:t xml:space="preserve">. Первая цифра собственно номер варианта, вторая цифра </w:t>
       </w:r>
-      <w:proofErr w:type="gramStart"/>
       <w:r>
         <w:rPr>
           <w:bCs/>
@@ -55,14 +54,7 @@
         <w:rPr>
           <w:bCs/>
         </w:rPr>
-        <w:t>это</w:t>
-      </w:r>
-      <w:proofErr w:type="gramEnd"/>
-      <w:r>
-        <w:rPr>
-          <w:bCs/>
-        </w:rPr>
-        <w:t xml:space="preserve"> номер шаблона. Все шаблоны хранятся в отдельном файле.</w:t>
+        <w:t>это номер шаблона. Все шаблоны хранятся в отдельном файле.</w:t>
       </w:r>
     </w:p>
     <w:p>
@@ -107,49 +99,7 @@
         <w:rPr>
           <w:b/>
         </w:rPr>
-        <w:t xml:space="preserve"> с именем </w:t>
-      </w:r>
-      <w:proofErr w:type="spellStart"/>
-      <w:r>
-        <w:rPr>
-          <w:b/>
-        </w:rPr>
-        <w:t>Voucher_LastName</w:t>
-      </w:r>
-      <w:proofErr w:type="spellEnd"/>
-      <w:r>
-        <w:rPr>
-          <w:b/>
-        </w:rPr>
-        <w:t xml:space="preserve">_№, а не </w:t>
-      </w:r>
-      <w:proofErr w:type="spellStart"/>
-      <w:r>
-        <w:rPr>
-          <w:b/>
-        </w:rPr>
-        <w:t>www</w:t>
-      </w:r>
-      <w:proofErr w:type="spellEnd"/>
-      <w:r>
-        <w:rPr>
-          <w:b/>
-        </w:rPr>
-        <w:t xml:space="preserve"> или </w:t>
-      </w:r>
-      <w:proofErr w:type="gramStart"/>
-      <w:r>
-        <w:rPr>
-          <w:b/>
-        </w:rPr>
-        <w:t>как то</w:t>
-      </w:r>
-      <w:proofErr w:type="gramEnd"/>
-      <w:r>
-        <w:rPr>
-          <w:b/>
-        </w:rPr>
-        <w:t xml:space="preserve"> еще.</w:t>
+        <w:t xml:space="preserve"> с именем Voucher_LastName_№, а не www или как то еще.</w:t>
       </w:r>
       <w:r>
         <w:rPr>
@@ -199,22 +149,18 @@
         </w:rPr>
         <w:t>o</w:t>
       </w:r>
-      <w:proofErr w:type="spellStart"/>
       <w:r>
         <w:t>rder</w:t>
       </w:r>
-      <w:proofErr w:type="spellEnd"/>
       <w:r>
         <w:t>.</w:t>
       </w:r>
-      <w:proofErr w:type="spellStart"/>
       <w:r>
         <w:rPr>
           <w:lang w:val="en-US"/>
         </w:rPr>
         <w:t>php</w:t>
       </w:r>
-      <w:proofErr w:type="spellEnd"/>
       <w:r>
         <w:t>.</w:t>
       </w:r>
@@ -230,14 +176,12 @@
       <w:r>
         <w:t xml:space="preserve">Продолжение оформления - </w:t>
       </w:r>
-      <w:proofErr w:type="spellStart"/>
       <w:r>
         <w:rPr>
           <w:lang w:val="en-US"/>
         </w:rPr>
         <w:t>bill.php</w:t>
       </w:r>
-      <w:proofErr w:type="spellEnd"/>
       <w:r>
         <w:t>.</w:t>
       </w:r>
@@ -253,14 +197,12 @@
       <w:r>
         <w:t xml:space="preserve">Итоговые данные - </w:t>
       </w:r>
-      <w:proofErr w:type="spellStart"/>
       <w:r>
         <w:rPr>
           <w:lang w:val="en-US"/>
         </w:rPr>
         <w:t>basket.php</w:t>
       </w:r>
-      <w:proofErr w:type="spellEnd"/>
     </w:p>
     <w:p>
       <w:pPr>
@@ -375,23 +317,7 @@
           <w:b/>
           <w:color w:val="FF0000"/>
         </w:rPr>
-        <w:t xml:space="preserve">Логин </w:t>
-      </w:r>
-      <w:proofErr w:type="spellStart"/>
-      <w:r>
-        <w:rPr>
-          <w:b/>
-          <w:color w:val="FF0000"/>
-        </w:rPr>
-        <w:t>admin</w:t>
-      </w:r>
-      <w:proofErr w:type="spellEnd"/>
-      <w:r>
-        <w:rPr>
-          <w:b/>
-          <w:color w:val="FF0000"/>
-        </w:rPr>
-        <w:t>, пароль 123</w:t>
+        <w:t>Логин admin, пароль 123</w:t>
       </w:r>
       <w:r>
         <w:t>.</w:t>
@@ -418,44 +344,22 @@
         <w:br/>
       </w:r>
       <w:r>
-        <w:rPr>
-          <w:noProof/>
-        </w:rPr>
-        <w:drawing>
-          <wp:inline distT="0" distB="0" distL="0" distR="0" wp14:anchorId="6483A424" wp14:editId="293CE79A">
-            <wp:extent cx="2593640" cy="2492094"/>
-            <wp:effectExtent l="19050" t="0" r="0" b="0"/>
-            <wp:docPr id="1" name="Рисунок 0" descr="voucher-1.JPG"/>
-            <wp:cNvGraphicFramePr>
-              <a:graphicFrameLocks xmlns:a="http://schemas.openxmlformats.org/drawingml/2006/main" noChangeAspect="1"/>
-            </wp:cNvGraphicFramePr>
-            <a:graphic xmlns:a="http://schemas.openxmlformats.org/drawingml/2006/main">
-              <a:graphicData uri="http://schemas.openxmlformats.org/drawingml/2006/picture">
-                <pic:pic xmlns:pic="http://schemas.openxmlformats.org/drawingml/2006/picture">
-                  <pic:nvPicPr>
-                    <pic:cNvPr id="0" name="voucher-1.JPG"/>
-                    <pic:cNvPicPr/>
-                  </pic:nvPicPr>
-                  <pic:blipFill>
-                    <a:blip r:embed="rId7" cstate="print"/>
-                    <a:stretch>
-                      <a:fillRect/>
-                    </a:stretch>
-                  </pic:blipFill>
-                  <pic:spPr>
-                    <a:xfrm>
-                      <a:off x="0" y="0"/>
-                      <a:ext cx="2596627" cy="2494964"/>
-                    </a:xfrm>
-                    <a:prstGeom prst="rect">
-                      <a:avLst/>
-                    </a:prstGeom>
-                  </pic:spPr>
-                </pic:pic>
-              </a:graphicData>
-            </a:graphic>
-          </wp:inline>
-        </w:drawing>
+        <w:t xml:space="preserve">см </w:t>
+      </w:r>
+      <w:r>
+        <w:rPr>
+          <w:lang w:val="en-US"/>
+        </w:rPr>
+        <w:t>auth</w:t>
+      </w:r>
+      <w:r>
+        <w:t>.</w:t>
+      </w:r>
+      <w:r>
+        <w:rPr>
+          <w:lang w:val="en-US"/>
+        </w:rPr>
+        <w:t>jpg</w:t>
       </w:r>
     </w:p>
     <w:p>
@@ -487,10 +391,8 @@
         <w:ind w:left="284"/>
       </w:pPr>
       <w:r>
-        <w:lastRenderedPageBreak/>
         <w:t xml:space="preserve">На странице </w:t>
       </w:r>
-      <w:proofErr w:type="spellStart"/>
       <w:r>
         <w:rPr>
           <w:b/>
@@ -498,11 +400,9 @@
         </w:rPr>
         <w:t>Order.php</w:t>
       </w:r>
-      <w:proofErr w:type="spellEnd"/>
       <w:r>
         <w:t xml:space="preserve">, </w:t>
       </w:r>
-      <w:proofErr w:type="spellStart"/>
       <w:r>
         <w:rPr>
           <w:b/>
@@ -510,7 +410,6 @@
         </w:rPr>
         <w:t>Bill.php</w:t>
       </w:r>
-      <w:proofErr w:type="spellEnd"/>
       <w:r>
         <w:rPr>
           <w:b/>
@@ -520,49 +419,113 @@
       </w:r>
       <w:r>
         <w:rPr>
-          <w:noProof/>
-        </w:rPr>
-        <w:drawing>
-          <wp:inline distT="0" distB="0" distL="0" distR="0" wp14:anchorId="208DC65B" wp14:editId="79FF4881">
-            <wp:extent cx="2674620" cy="2855033"/>
-            <wp:effectExtent l="19050" t="0" r="0" b="0"/>
-            <wp:docPr id="2" name="Рисунок 1" descr="voucher-order.JPG"/>
-            <wp:cNvGraphicFramePr>
-              <a:graphicFrameLocks xmlns:a="http://schemas.openxmlformats.org/drawingml/2006/main" noChangeAspect="1"/>
-            </wp:cNvGraphicFramePr>
-            <a:graphic xmlns:a="http://schemas.openxmlformats.org/drawingml/2006/main">
-              <a:graphicData uri="http://schemas.openxmlformats.org/drawingml/2006/picture">
-                <pic:pic xmlns:pic="http://schemas.openxmlformats.org/drawingml/2006/picture">
-                  <pic:nvPicPr>
-                    <pic:cNvPr id="0" name="voucher-order.JPG"/>
-                    <pic:cNvPicPr/>
-                  </pic:nvPicPr>
-                  <pic:blipFill>
-                    <a:blip r:embed="rId8" cstate="print"/>
-                    <a:stretch>
-                      <a:fillRect/>
-                    </a:stretch>
-                  </pic:blipFill>
-                  <pic:spPr>
-                    <a:xfrm>
-                      <a:off x="0" y="0"/>
-                      <a:ext cx="2676877" cy="2857442"/>
-                    </a:xfrm>
-                    <a:prstGeom prst="rect">
-                      <a:avLst/>
-                    </a:prstGeom>
-                  </pic:spPr>
-                </pic:pic>
-              </a:graphicData>
-            </a:graphic>
-          </wp:inline>
-        </w:drawing>
-      </w:r>
-      <w:r>
-        <w:rPr>
-          <w:b/>
+          <w:bCs/>
           <w:i/>
         </w:rPr>
+        <w:t xml:space="preserve">см </w:t>
+      </w:r>
+      <w:r>
+        <w:rPr>
+          <w:bCs/>
+          <w:i/>
+          <w:lang w:val="en-US"/>
+        </w:rPr>
+        <w:t>order</w:t>
+      </w:r>
+      <w:r>
+        <w:rPr>
+          <w:bCs/>
+          <w:i/>
+        </w:rPr>
+        <w:t>_</w:t>
+      </w:r>
+      <w:r>
+        <w:rPr>
+          <w:bCs/>
+          <w:i/>
+          <w:lang w:val="en-US"/>
+        </w:rPr>
+        <w:t>page</w:t>
+      </w:r>
+      <w:r>
+        <w:rPr>
+          <w:bCs/>
+          <w:i/>
+        </w:rPr>
+        <w:t>.</w:t>
+      </w:r>
+      <w:r>
+        <w:rPr>
+          <w:bCs/>
+          <w:i/>
+          <w:lang w:val="en-US"/>
+        </w:rPr>
+        <w:t>jpg</w:t>
+      </w:r>
+      <w:r>
+        <w:rPr>
+          <w:bCs/>
+          <w:i/>
+        </w:rPr>
+        <w:t xml:space="preserve"> </w:t>
+      </w:r>
+      <w:r>
+        <w:rPr>
+          <w:bCs/>
+          <w:i/>
+        </w:rPr>
+        <w:t xml:space="preserve">и </w:t>
+      </w:r>
+      <w:r>
+        <w:rPr>
+          <w:bCs/>
+          <w:i/>
+          <w:lang w:val="en-US"/>
+        </w:rPr>
+        <w:t>bill</w:t>
+      </w:r>
+      <w:r>
+        <w:rPr>
+          <w:bCs/>
+          <w:i/>
+        </w:rPr>
+        <w:t>_</w:t>
+      </w:r>
+      <w:r>
+        <w:rPr>
+          <w:bCs/>
+          <w:i/>
+          <w:lang w:val="en-US"/>
+        </w:rPr>
+        <w:t>page</w:t>
+      </w:r>
+      <w:r>
+        <w:rPr>
+          <w:bCs/>
+          <w:i/>
+        </w:rPr>
+        <w:t>.</w:t>
+      </w:r>
+      <w:r>
+        <w:rPr>
+          <w:bCs/>
+          <w:i/>
+          <w:lang w:val="en-US"/>
+        </w:rPr>
+        <w:t>jps</w:t>
+      </w:r>
+      <w:r>
+        <w:rPr>
+          <w:b/>
+          <w:i/>
+        </w:rPr>
+        <w:br/>
+      </w:r>
+      <w:r>
+        <w:rPr>
+          <w:b/>
+          <w:i/>
+        </w:rPr>
         <w:t xml:space="preserve">    </w:t>
       </w:r>
       <w:r>
@@ -571,46 +534,6 @@
           <w:i/>
         </w:rPr>
         <w:t xml:space="preserve">   </w:t>
-      </w:r>
-      <w:r>
-        <w:rPr>
-          <w:noProof/>
-        </w:rPr>
-        <w:drawing>
-          <wp:inline distT="0" distB="0" distL="0" distR="0" wp14:anchorId="518D6696" wp14:editId="38A56DB9">
-            <wp:extent cx="2598420" cy="2773693"/>
-            <wp:effectExtent l="19050" t="0" r="0" b="0"/>
-            <wp:docPr id="4" name="Рисунок 2" descr="voucher-bill.JPG"/>
-            <wp:cNvGraphicFramePr>
-              <a:graphicFrameLocks xmlns:a="http://schemas.openxmlformats.org/drawingml/2006/main" noChangeAspect="1"/>
-            </wp:cNvGraphicFramePr>
-            <a:graphic xmlns:a="http://schemas.openxmlformats.org/drawingml/2006/main">
-              <a:graphicData uri="http://schemas.openxmlformats.org/drawingml/2006/picture">
-                <pic:pic xmlns:pic="http://schemas.openxmlformats.org/drawingml/2006/picture">
-                  <pic:nvPicPr>
-                    <pic:cNvPr id="0" name="voucher-bill.JPG"/>
-                    <pic:cNvPicPr/>
-                  </pic:nvPicPr>
-                  <pic:blipFill>
-                    <a:blip r:embed="rId9" cstate="print"/>
-                    <a:stretch>
-                      <a:fillRect/>
-                    </a:stretch>
-                  </pic:blipFill>
-                  <pic:spPr>
-                    <a:xfrm>
-                      <a:off x="0" y="0"/>
-                      <a:ext cx="2600613" cy="2776034"/>
-                    </a:xfrm>
-                    <a:prstGeom prst="rect">
-                      <a:avLst/>
-                    </a:prstGeom>
-                  </pic:spPr>
-                </pic:pic>
-              </a:graphicData>
-            </a:graphic>
-          </wp:inline>
-        </w:drawing>
       </w:r>
     </w:p>
     <w:p>
@@ -633,14 +556,12 @@
       <w:r>
         <w:t>.</w:t>
       </w:r>
-      <w:proofErr w:type="spellStart"/>
       <w:r>
         <w:rPr>
           <w:lang w:val="en-US"/>
         </w:rPr>
         <w:t>php</w:t>
       </w:r>
-      <w:proofErr w:type="spellEnd"/>
       <w:r>
         <w:t xml:space="preserve"> выводится</w:t>
       </w:r>
@@ -663,26 +584,14 @@
         <w:t>азделить на</w:t>
       </w:r>
       <w:r>
-        <w:t xml:space="preserve"> две кнопки</w:t>
-      </w:r>
-      <w:proofErr w:type="gramStart"/>
-      <w:r>
-        <w:t xml:space="preserve">: </w:t>
+        <w:t xml:space="preserve"> две кнопки: </w:t>
       </w:r>
       <w:r>
         <w:rPr>
           <w:b/>
           <w:i/>
         </w:rPr>
-        <w:t>Отправить</w:t>
-      </w:r>
-      <w:proofErr w:type="gramEnd"/>
-      <w:r>
-        <w:rPr>
-          <w:b/>
-          <w:i/>
-        </w:rPr>
-        <w:t xml:space="preserve"> на почту и записать в файл</w:t>
+        <w:t>Отправить на почту и записать в файл</w:t>
       </w:r>
       <w:r>
         <w:t>, чтобы можно бы</w:t>
@@ -703,21 +612,13 @@
         </w:numPr>
       </w:pPr>
       <w:r>
-        <w:t xml:space="preserve">Информация записывается в файл </w:t>
-      </w:r>
-      <w:proofErr w:type="spellStart"/>
-      <w:r>
-        <w:t>фамилия</w:t>
+        <w:t>Информация записывается в файл фамилия</w:t>
       </w:r>
       <w:r>
         <w:t>_</w:t>
       </w:r>
       <w:r>
-        <w:t>дата</w:t>
-      </w:r>
-      <w:proofErr w:type="spellEnd"/>
-      <w:r>
-        <w:t xml:space="preserve"> </w:t>
+        <w:t xml:space="preserve">дата </w:t>
       </w:r>
       <w:r>
         <w:t xml:space="preserve"> (</w:t>
@@ -845,14 +746,12 @@
       <w:r>
         <w:t xml:space="preserve">отдельно. Для заполнения документов использовать библиотеки </w:t>
       </w:r>
-      <w:proofErr w:type="spellStart"/>
       <w:r>
         <w:rPr>
           <w:lang w:val="en-US"/>
         </w:rPr>
         <w:t>PHPOffice</w:t>
       </w:r>
-      <w:proofErr w:type="spellEnd"/>
       <w:r>
         <w:t>.</w:t>
       </w:r>
@@ -868,46 +767,18 @@
     <w:p>
       <w:pPr>
         <w:pStyle w:val="a5"/>
-      </w:pPr>
-      <w:r>
-        <w:rPr>
-          <w:noProof/>
-        </w:rPr>
-        <w:drawing>
-          <wp:inline distT="0" distB="0" distL="0" distR="0" wp14:anchorId="3D6F14E5" wp14:editId="698161FE">
-            <wp:extent cx="2621280" cy="2798095"/>
-            <wp:effectExtent l="19050" t="0" r="7620" b="0"/>
-            <wp:docPr id="5" name="Рисунок 4" descr="voucher-basket.JPG"/>
-            <wp:cNvGraphicFramePr>
-              <a:graphicFrameLocks xmlns:a="http://schemas.openxmlformats.org/drawingml/2006/main" noChangeAspect="1"/>
-            </wp:cNvGraphicFramePr>
-            <a:graphic xmlns:a="http://schemas.openxmlformats.org/drawingml/2006/main">
-              <a:graphicData uri="http://schemas.openxmlformats.org/drawingml/2006/picture">
-                <pic:pic xmlns:pic="http://schemas.openxmlformats.org/drawingml/2006/picture">
-                  <pic:nvPicPr>
-                    <pic:cNvPr id="0" name="voucher-basket.JPG"/>
-                    <pic:cNvPicPr/>
-                  </pic:nvPicPr>
-                  <pic:blipFill>
-                    <a:blip r:embed="rId10" cstate="print"/>
-                    <a:stretch>
-                      <a:fillRect/>
-                    </a:stretch>
-                  </pic:blipFill>
-                  <pic:spPr>
-                    <a:xfrm>
-                      <a:off x="0" y="0"/>
-                      <a:ext cx="2626986" cy="2804185"/>
-                    </a:xfrm>
-                    <a:prstGeom prst="rect">
-                      <a:avLst/>
-                    </a:prstGeom>
-                  </pic:spPr>
-                </pic:pic>
-              </a:graphicData>
-            </a:graphic>
-          </wp:inline>
-        </w:drawing>
+        <w:rPr>
+          <w:lang w:val="en-US"/>
+        </w:rPr>
+      </w:pPr>
+      <w:r>
+        <w:t xml:space="preserve">См </w:t>
+      </w:r>
+      <w:r>
+        <w:rPr>
+          <w:lang w:val="en-US"/>
+        </w:rPr>
+        <w:t>basket_page.jpg</w:t>
       </w:r>
     </w:p>
     <w:p>
@@ -947,21 +818,12 @@
         </w:rPr>
         <w:t xml:space="preserve"> o</w:t>
       </w:r>
-      <w:proofErr w:type="spellStart"/>
-      <w:r>
-        <w:rPr>
-          <w:b/>
-        </w:rPr>
-        <w:t>rder</w:t>
-      </w:r>
-      <w:proofErr w:type="spellEnd"/>
-      <w:r>
-        <w:rPr>
-          <w:b/>
-        </w:rPr>
-        <w:t>.</w:t>
-      </w:r>
-      <w:proofErr w:type="spellStart"/>
+      <w:r>
+        <w:rPr>
+          <w:b/>
+        </w:rPr>
+        <w:t>rder.</w:t>
+      </w:r>
       <w:r>
         <w:rPr>
           <w:b/>
@@ -969,7 +831,6 @@
         </w:rPr>
         <w:t>php</w:t>
       </w:r>
-      <w:proofErr w:type="spellEnd"/>
     </w:p>
     <w:p>
       <w:pPr>
@@ -980,15 +841,7 @@
         </w:numPr>
       </w:pPr>
       <w:r>
-        <w:t xml:space="preserve">Тип путевки (выпадающий список): круиз, сафари, </w:t>
-      </w:r>
-      <w:proofErr w:type="spellStart"/>
-      <w:r>
-        <w:t>гастротур</w:t>
-      </w:r>
-      <w:proofErr w:type="spellEnd"/>
-      <w:r>
-        <w:t>.</w:t>
+        <w:t>Тип путевки (выпадающий список): круиз, сафари, гастротур.</w:t>
       </w:r>
       <w:r>
         <w:t xml:space="preserve"> </w:t>
@@ -1002,7 +855,6 @@
         </w:rPr>
         <w:t>(</w:t>
       </w:r>
-      <w:proofErr w:type="gramStart"/>
       <w:r>
         <w:rPr>
           <w:b/>
@@ -1019,17 +871,7 @@
           <w:sz w:val="36"/>
           <w:szCs w:val="36"/>
         </w:rPr>
-        <w:t>1</w:t>
-      </w:r>
-      <w:proofErr w:type="gramEnd"/>
-      <w:r>
-        <w:rPr>
-          <w:b/>
-          <w:color w:val="FF0000"/>
-          <w:sz w:val="36"/>
-          <w:szCs w:val="36"/>
-        </w:rPr>
-        <w:t>)</w:t>
+        <w:t>1)</w:t>
       </w:r>
     </w:p>
     <w:tbl>
@@ -1149,12 +991,9 @@
             <w:tcW w:w="2187" w:type="dxa"/>
           </w:tcPr>
           <w:p>
-            <w:proofErr w:type="spellStart"/>
-            <w:r>
-              <w:lastRenderedPageBreak/>
+            <w:r>
               <w:t>гастротур</w:t>
             </w:r>
-            <w:proofErr w:type="spellEnd"/>
           </w:p>
         </w:tc>
         <w:tc>
@@ -1188,6 +1027,7 @@
         </w:numPr>
       </w:pPr>
       <w:r>
+        <w:lastRenderedPageBreak/>
         <w:t>Контактные данные: Имя, телефон, почта.</w:t>
       </w:r>
       <w:r>
@@ -1202,7 +1042,6 @@
         </w:rPr>
         <w:t>(</w:t>
       </w:r>
-      <w:proofErr w:type="gramStart"/>
       <w:r>
         <w:rPr>
           <w:b/>
@@ -1221,7 +1060,6 @@
         </w:rPr>
         <w:t>2</w:t>
       </w:r>
-      <w:proofErr w:type="gramEnd"/>
       <w:r>
         <w:rPr>
           <w:b/>
@@ -1261,7 +1099,6 @@
         </w:rPr>
         <w:t>(</w:t>
       </w:r>
-      <w:proofErr w:type="gramStart"/>
       <w:r>
         <w:rPr>
           <w:b/>
@@ -1280,7 +1117,6 @@
         </w:rPr>
         <w:t>3</w:t>
       </w:r>
-      <w:proofErr w:type="gramEnd"/>
       <w:r>
         <w:rPr>
           <w:b/>
@@ -1362,15 +1198,7 @@
           </w:tcPr>
           <w:p>
             <w:r>
-              <w:t xml:space="preserve">с </w:t>
-            </w:r>
-            <w:proofErr w:type="gramStart"/>
-            <w:r>
-              <w:t>8-00</w:t>
-            </w:r>
-            <w:proofErr w:type="gramEnd"/>
-            <w:r>
-              <w:t xml:space="preserve"> до 10-00</w:t>
+              <w:t>с 8-00 до 10-00</w:t>
             </w:r>
           </w:p>
         </w:tc>
@@ -1402,15 +1230,7 @@
           </w:tcPr>
           <w:p>
             <w:r>
-              <w:t xml:space="preserve">с </w:t>
-            </w:r>
-            <w:proofErr w:type="gramStart"/>
-            <w:r>
-              <w:t>19-00</w:t>
-            </w:r>
-            <w:proofErr w:type="gramEnd"/>
-            <w:r>
-              <w:t xml:space="preserve"> до 22-00</w:t>
+              <w:t>с 19-00 до 22-00</w:t>
             </w:r>
           </w:p>
         </w:tc>
@@ -1448,15 +1268,7 @@
           </w:tcPr>
           <w:p>
             <w:r>
-              <w:t xml:space="preserve">добавляется обед с </w:t>
-            </w:r>
-            <w:proofErr w:type="gramStart"/>
-            <w:r>
-              <w:t>13-00</w:t>
-            </w:r>
-            <w:proofErr w:type="gramEnd"/>
-            <w:r>
-              <w:t xml:space="preserve"> до 15-00</w:t>
+              <w:t>добавляется обед с 13-00 до 15-00</w:t>
             </w:r>
           </w:p>
         </w:tc>
@@ -1508,7 +1320,6 @@
         </w:rPr>
         <w:t>.</w:t>
       </w:r>
-      <w:proofErr w:type="spellStart"/>
       <w:r>
         <w:rPr>
           <w:b/>
@@ -1516,7 +1327,6 @@
         </w:rPr>
         <w:t>php</w:t>
       </w:r>
-      <w:proofErr w:type="spellEnd"/>
       <w:r>
         <w:t>,  страна и дополнительные услуги зависят от выбранного типа путевки</w:t>
       </w:r>
@@ -1547,7 +1357,6 @@
         </w:rPr>
         <w:t>(</w:t>
       </w:r>
-      <w:proofErr w:type="gramStart"/>
       <w:r>
         <w:rPr>
           <w:b/>
@@ -1564,17 +1373,7 @@
           <w:sz w:val="36"/>
           <w:szCs w:val="36"/>
         </w:rPr>
-        <w:t>1</w:t>
-      </w:r>
-      <w:proofErr w:type="gramEnd"/>
-      <w:r>
-        <w:rPr>
-          <w:b/>
-          <w:color w:val="FF0000"/>
-          <w:sz w:val="36"/>
-          <w:szCs w:val="36"/>
-        </w:rPr>
-        <w:t>)</w:t>
+        <w:t>1)</w:t>
       </w:r>
     </w:p>
     <w:tbl>
@@ -1706,11 +1505,9 @@
             <w:tcW w:w="1700" w:type="dxa"/>
           </w:tcPr>
           <w:p>
-            <w:proofErr w:type="spellStart"/>
             <w:r>
               <w:t>гастротур</w:t>
             </w:r>
-            <w:proofErr w:type="spellEnd"/>
           </w:p>
         </w:tc>
         <w:tc>
@@ -1768,7 +1565,6 @@
         </w:rPr>
         <w:t>(</w:t>
       </w:r>
-      <w:proofErr w:type="gramStart"/>
       <w:r>
         <w:rPr>
           <w:b/>
@@ -1778,7 +1574,6 @@
         </w:rPr>
         <w:t>2-2</w:t>
       </w:r>
-      <w:proofErr w:type="gramEnd"/>
       <w:r>
         <w:rPr>
           <w:b/>
@@ -1838,11 +1633,9 @@
             <w:tcW w:w="2659" w:type="dxa"/>
           </w:tcPr>
           <w:p>
-            <w:proofErr w:type="spellStart"/>
             <w:r>
               <w:t>гастротур</w:t>
             </w:r>
-            <w:proofErr w:type="spellEnd"/>
           </w:p>
         </w:tc>
       </w:tr>
@@ -2023,7 +1816,6 @@
         </w:rPr>
         <w:t>(</w:t>
       </w:r>
-      <w:proofErr w:type="gramStart"/>
       <w:r>
         <w:rPr>
           <w:b/>
@@ -2033,7 +1825,6 @@
         </w:rPr>
         <w:t>2-3</w:t>
       </w:r>
-      <w:proofErr w:type="gramEnd"/>
       <w:r>
         <w:rPr>
           <w:b/>
@@ -2101,7 +1892,6 @@
         </w:rPr>
         <w:t xml:space="preserve">Страница </w:t>
       </w:r>
-      <w:proofErr w:type="spellStart"/>
       <w:r>
         <w:rPr>
           <w:b/>
@@ -2109,7 +1899,6 @@
         </w:rPr>
         <w:t>basket.php</w:t>
       </w:r>
-      <w:proofErr w:type="spellEnd"/>
       <w:r>
         <w:t>.</w:t>
       </w:r>
@@ -2143,7 +1932,6 @@
         </w:rPr>
         <w:t>(</w:t>
       </w:r>
-      <w:proofErr w:type="gramStart"/>
       <w:r>
         <w:rPr>
           <w:b/>
@@ -2160,17 +1948,7 @@
           <w:sz w:val="36"/>
           <w:szCs w:val="36"/>
         </w:rPr>
-        <w:t>1</w:t>
-      </w:r>
-      <w:proofErr w:type="gramEnd"/>
-      <w:r>
-        <w:rPr>
-          <w:b/>
-          <w:color w:val="FF0000"/>
-          <w:sz w:val="36"/>
-          <w:szCs w:val="36"/>
-        </w:rPr>
-        <w:t>)</w:t>
+        <w:t>1)</w:t>
       </w:r>
     </w:p>
     <w:p>
@@ -2202,7 +1980,6 @@
         </w:rPr>
         <w:t>(</w:t>
       </w:r>
-      <w:proofErr w:type="gramStart"/>
       <w:r>
         <w:rPr>
           <w:b/>
@@ -2212,7 +1989,6 @@
         </w:rPr>
         <w:t>3-2</w:t>
       </w:r>
-      <w:proofErr w:type="gramEnd"/>
       <w:r>
         <w:rPr>
           <w:b/>
@@ -2285,1610 +2061,31 @@
       <w:pPr>
         <w:pStyle w:val="a5"/>
         <w:ind w:left="792"/>
-      </w:pPr>
-      <w:r>
-        <w:rPr>
-          <w:noProof/>
-        </w:rPr>
-        <w:lastRenderedPageBreak/>
-        <w:drawing>
-          <wp:inline distT="0" distB="0" distL="0" distR="0" wp14:anchorId="23992E15" wp14:editId="4689A92E">
-            <wp:extent cx="5151120" cy="2971800"/>
-            <wp:effectExtent l="0" t="0" r="0" b="0"/>
-            <wp:docPr id="8" name="Рисунок 8"/>
-            <wp:cNvGraphicFramePr>
-              <a:graphicFrameLocks xmlns:a="http://schemas.openxmlformats.org/drawingml/2006/main" noChangeAspect="1"/>
-            </wp:cNvGraphicFramePr>
-            <a:graphic xmlns:a="http://schemas.openxmlformats.org/drawingml/2006/main">
-              <a:graphicData uri="http://schemas.openxmlformats.org/drawingml/2006/picture">
-                <pic:pic xmlns:pic="http://schemas.openxmlformats.org/drawingml/2006/picture">
-                  <pic:nvPicPr>
-                    <pic:cNvPr id="0" name="Picture 3"/>
-                    <pic:cNvPicPr>
-                      <a:picLocks noChangeAspect="1" noChangeArrowheads="1"/>
-                    </pic:cNvPicPr>
-                  </pic:nvPicPr>
-                  <pic:blipFill>
-                    <a:blip r:embed="rId11">
-                      <a:extLst>
-                        <a:ext uri="{28A0092B-C50C-407E-A947-70E740481C1C}">
-                          <a14:useLocalDpi xmlns:a14="http://schemas.microsoft.com/office/drawing/2010/main" val="0"/>
-                        </a:ext>
-                      </a:extLst>
-                    </a:blip>
-                    <a:srcRect/>
-                    <a:stretch>
-                      <a:fillRect/>
-                    </a:stretch>
-                  </pic:blipFill>
-                  <pic:spPr bwMode="auto">
-                    <a:xfrm>
-                      <a:off x="0" y="0"/>
-                      <a:ext cx="5159106" cy="2976407"/>
-                    </a:xfrm>
-                    <a:prstGeom prst="rect">
-                      <a:avLst/>
-                    </a:prstGeom>
-                    <a:noFill/>
-                    <a:ln>
-                      <a:noFill/>
-                    </a:ln>
-                  </pic:spPr>
-                </pic:pic>
-              </a:graphicData>
-            </a:graphic>
-          </wp:inline>
-        </w:drawing>
-      </w:r>
-    </w:p>
-    <w:p/>
-    <w:p>
-      <w:pPr>
-        <w:pStyle w:val="1"/>
-      </w:pPr>
-      <w:r>
-        <w:t xml:space="preserve">Вариант 2. </w:t>
-      </w:r>
-      <w:r>
-        <w:t>Автосалон</w:t>
-      </w:r>
-      <w:r>
-        <w:t>.</w:t>
-      </w:r>
-    </w:p>
-    <w:p>
-      <w:pPr>
-        <w:pStyle w:val="a5"/>
-        <w:numPr>
-          <w:ilvl w:val="0"/>
-          <w:numId w:val="3"/>
-        </w:numPr>
-        <w:rPr>
-          <w:b/>
-        </w:rPr>
-      </w:pPr>
-      <w:r>
-        <w:rPr>
-          <w:b/>
-        </w:rPr>
-        <w:t>Страница</w:t>
-      </w:r>
-      <w:r>
-        <w:rPr>
-          <w:b/>
-          <w:lang w:val="en-US"/>
-        </w:rPr>
-        <w:t xml:space="preserve"> o</w:t>
-      </w:r>
-      <w:proofErr w:type="spellStart"/>
-      <w:r>
-        <w:rPr>
-          <w:b/>
-        </w:rPr>
-        <w:t>rder</w:t>
-      </w:r>
-      <w:proofErr w:type="spellEnd"/>
-      <w:r>
-        <w:rPr>
-          <w:b/>
-        </w:rPr>
-        <w:t>.</w:t>
-      </w:r>
-      <w:proofErr w:type="spellStart"/>
-      <w:r>
-        <w:rPr>
-          <w:b/>
-          <w:lang w:val="en-US"/>
-        </w:rPr>
-        <w:t>php</w:t>
-      </w:r>
-      <w:proofErr w:type="spellEnd"/>
-      <w:r>
-        <w:rPr>
-          <w:b/>
-        </w:rPr>
-        <w:t xml:space="preserve"> </w:t>
-      </w:r>
-    </w:p>
-    <w:p>
-      <w:pPr>
-        <w:pStyle w:val="a5"/>
-        <w:numPr>
-          <w:ilvl w:val="1"/>
-          <w:numId w:val="3"/>
-        </w:numPr>
-      </w:pPr>
-      <w:r>
-        <w:t xml:space="preserve">Тип </w:t>
-      </w:r>
-      <w:r>
-        <w:t>услуги</w:t>
-      </w:r>
-      <w:r>
-        <w:t xml:space="preserve"> (выпадающий список): </w:t>
-      </w:r>
-      <w:r>
-        <w:t>прокат, продажа</w:t>
-      </w:r>
-      <w:r>
-        <w:t xml:space="preserve">, </w:t>
-      </w:r>
-      <w:r>
-        <w:t>лизинг</w:t>
-      </w:r>
-      <w:r>
-        <w:t xml:space="preserve">. </w:t>
-      </w:r>
-      <w:r>
-        <w:rPr>
-          <w:b/>
-          <w:color w:val="FF0000"/>
-          <w:sz w:val="36"/>
-          <w:szCs w:val="36"/>
-        </w:rPr>
-        <w:t>(</w:t>
-      </w:r>
-      <w:proofErr w:type="gramStart"/>
-      <w:r>
-        <w:rPr>
-          <w:b/>
-          <w:color w:val="FF0000"/>
-          <w:sz w:val="36"/>
-          <w:szCs w:val="36"/>
-        </w:rPr>
-        <w:t>1-</w:t>
-      </w:r>
-      <w:r>
-        <w:rPr>
-          <w:b/>
-          <w:color w:val="FF0000"/>
-          <w:sz w:val="36"/>
-          <w:szCs w:val="36"/>
-        </w:rPr>
-        <w:t>1</w:t>
-      </w:r>
-      <w:proofErr w:type="gramEnd"/>
-      <w:r>
-        <w:rPr>
-          <w:b/>
-          <w:color w:val="FF0000"/>
-          <w:sz w:val="36"/>
-          <w:szCs w:val="36"/>
-        </w:rPr>
-        <w:t>)</w:t>
-      </w:r>
-    </w:p>
-    <w:tbl>
-      <w:tblPr>
-        <w:tblStyle w:val="a6"/>
-        <w:tblW w:w="0" w:type="auto"/>
-        <w:tblInd w:w="1242" w:type="dxa"/>
-        <w:tblLook w:val="04A0" w:firstRow="1" w:lastRow="0" w:firstColumn="1" w:lastColumn="0" w:noHBand="0" w:noVBand="1"/>
-      </w:tblPr>
-      <w:tblGrid>
-        <w:gridCol w:w="2132"/>
-        <w:gridCol w:w="2282"/>
-        <w:gridCol w:w="3689"/>
-      </w:tblGrid>
-      <w:tr>
-        <w:tc>
-          <w:tcPr>
-            <w:tcW w:w="2187" w:type="dxa"/>
-          </w:tcPr>
-          <w:p>
-            <w:r>
-              <w:t>Тип</w:t>
-            </w:r>
-          </w:p>
-        </w:tc>
-        <w:tc>
-          <w:tcPr>
-            <w:tcW w:w="2349" w:type="dxa"/>
-          </w:tcPr>
-          <w:p>
-            <w:r>
-              <w:t>Цена, базовая</w:t>
-            </w:r>
-          </w:p>
-        </w:tc>
-        <w:tc>
-          <w:tcPr>
-            <w:tcW w:w="3793" w:type="dxa"/>
-          </w:tcPr>
-          <w:p>
-            <w:r>
-              <w:t>Описание</w:t>
-            </w:r>
-          </w:p>
-        </w:tc>
-      </w:tr>
-      <w:tr>
-        <w:tc>
-          <w:tcPr>
-            <w:tcW w:w="2187" w:type="dxa"/>
-          </w:tcPr>
-          <w:p>
-            <w:r>
-              <w:t>прокат</w:t>
-            </w:r>
-          </w:p>
-        </w:tc>
-        <w:tc>
-          <w:tcPr>
-            <w:tcW w:w="2349" w:type="dxa"/>
-          </w:tcPr>
-          <w:p>
-            <w:r>
-              <w:t>100</w:t>
-            </w:r>
-          </w:p>
-        </w:tc>
-        <w:tc>
-          <w:tcPr>
-            <w:tcW w:w="3793" w:type="dxa"/>
-          </w:tcPr>
-          <w:p>
-            <w:r>
-              <w:t>Прокат на несколько дней</w:t>
-            </w:r>
-          </w:p>
-        </w:tc>
-      </w:tr>
-      <w:tr>
-        <w:tc>
-          <w:tcPr>
-            <w:tcW w:w="2187" w:type="dxa"/>
-          </w:tcPr>
-          <w:p>
-            <w:r>
-              <w:t>продажа</w:t>
-            </w:r>
-          </w:p>
-        </w:tc>
-        <w:tc>
-          <w:tcPr>
-            <w:tcW w:w="2349" w:type="dxa"/>
-          </w:tcPr>
-          <w:p>
-            <w:r>
-              <w:t>5</w:t>
-            </w:r>
-            <w:r>
-              <w:t>00</w:t>
-            </w:r>
-          </w:p>
-        </w:tc>
-        <w:tc>
-          <w:tcPr>
-            <w:tcW w:w="3793" w:type="dxa"/>
-          </w:tcPr>
-          <w:p>
-            <w:r>
-              <w:t>Комиссионные услуги</w:t>
-            </w:r>
-          </w:p>
-        </w:tc>
-      </w:tr>
-      <w:tr>
-        <w:tc>
-          <w:tcPr>
-            <w:tcW w:w="2187" w:type="dxa"/>
-          </w:tcPr>
-          <w:p>
-            <w:r>
-              <w:t>лизин</w:t>
-            </w:r>
-            <w:r>
-              <w:t>г</w:t>
-            </w:r>
-          </w:p>
-        </w:tc>
-        <w:tc>
-          <w:tcPr>
-            <w:tcW w:w="2349" w:type="dxa"/>
-          </w:tcPr>
-          <w:p>
-            <w:r>
-              <w:t>2100</w:t>
-            </w:r>
-          </w:p>
-        </w:tc>
-        <w:tc>
-          <w:tcPr>
-            <w:tcW w:w="3793" w:type="dxa"/>
-          </w:tcPr>
-          <w:p>
-            <w:r>
-              <w:t>от 30 дней</w:t>
-            </w:r>
-          </w:p>
-        </w:tc>
-      </w:tr>
-    </w:tbl>
-    <w:p>
-      <w:pPr>
-        <w:pStyle w:val="a5"/>
-        <w:numPr>
-          <w:ilvl w:val="1"/>
-          <w:numId w:val="3"/>
-        </w:numPr>
-      </w:pPr>
-      <w:r>
-        <w:t>Контактные данные: Имя, телефон, почта.</w:t>
-      </w:r>
-      <w:r>
-        <w:t xml:space="preserve">  </w:t>
-      </w:r>
-      <w:r>
-        <w:rPr>
-          <w:b/>
-          <w:color w:val="FF0000"/>
-          <w:sz w:val="36"/>
-          <w:szCs w:val="36"/>
-        </w:rPr>
-        <w:t>(</w:t>
-      </w:r>
-      <w:proofErr w:type="gramStart"/>
-      <w:r>
-        <w:rPr>
-          <w:b/>
-          <w:color w:val="FF0000"/>
-          <w:sz w:val="36"/>
-          <w:szCs w:val="36"/>
-        </w:rPr>
-        <w:t>1-</w:t>
-      </w:r>
-      <w:r>
-        <w:rPr>
-          <w:b/>
-          <w:color w:val="FF0000"/>
-          <w:sz w:val="36"/>
-          <w:szCs w:val="36"/>
-        </w:rPr>
-        <w:t>2</w:t>
-      </w:r>
-      <w:proofErr w:type="gramEnd"/>
-      <w:r>
-        <w:rPr>
-          <w:b/>
-          <w:color w:val="FF0000"/>
-          <w:sz w:val="36"/>
-          <w:szCs w:val="36"/>
-        </w:rPr>
-        <w:t>)</w:t>
-      </w:r>
-    </w:p>
-    <w:p>
-      <w:pPr>
-        <w:pStyle w:val="a5"/>
-        <w:numPr>
-          <w:ilvl w:val="1"/>
-          <w:numId w:val="3"/>
-        </w:numPr>
-      </w:pPr>
-      <w:r>
-        <w:t xml:space="preserve">Дополнительные </w:t>
-      </w:r>
-      <w:r>
-        <w:t>опции</w:t>
-      </w:r>
-      <w:r>
-        <w:t xml:space="preserve"> (флажки-переключатели)</w:t>
-      </w:r>
-      <w:r>
-        <w:t xml:space="preserve"> </w:t>
-      </w:r>
-      <w:r>
-        <w:t xml:space="preserve">)  </w:t>
-      </w:r>
-      <w:r>
-        <w:rPr>
-          <w:b/>
-          <w:color w:val="FF0000"/>
-          <w:sz w:val="36"/>
-          <w:szCs w:val="36"/>
-        </w:rPr>
-        <w:t>(</w:t>
-      </w:r>
-      <w:proofErr w:type="gramStart"/>
-      <w:r>
-        <w:rPr>
-          <w:b/>
-          <w:color w:val="FF0000"/>
-          <w:sz w:val="36"/>
-          <w:szCs w:val="36"/>
-        </w:rPr>
-        <w:t>1-</w:t>
-      </w:r>
-      <w:r>
-        <w:rPr>
-          <w:b/>
-          <w:color w:val="FF0000"/>
-          <w:sz w:val="36"/>
-          <w:szCs w:val="36"/>
-        </w:rPr>
-        <w:t>3</w:t>
-      </w:r>
-      <w:proofErr w:type="gramEnd"/>
-      <w:r>
-        <w:rPr>
-          <w:b/>
-          <w:color w:val="FF0000"/>
-          <w:sz w:val="36"/>
-          <w:szCs w:val="36"/>
-        </w:rPr>
-        <w:t>)</w:t>
-      </w:r>
-    </w:p>
-    <w:tbl>
-      <w:tblPr>
-        <w:tblStyle w:val="a6"/>
-        <w:tblW w:w="0" w:type="auto"/>
-        <w:tblInd w:w="1242" w:type="dxa"/>
-        <w:tblLook w:val="04A0" w:firstRow="1" w:lastRow="0" w:firstColumn="1" w:lastColumn="0" w:noHBand="0" w:noVBand="1"/>
-      </w:tblPr>
-      <w:tblGrid>
-        <w:gridCol w:w="2119"/>
-        <w:gridCol w:w="2300"/>
-        <w:gridCol w:w="3684"/>
-      </w:tblGrid>
-      <w:tr>
-        <w:tc>
-          <w:tcPr>
-            <w:tcW w:w="2175" w:type="dxa"/>
-          </w:tcPr>
-          <w:p>
-            <w:r>
-              <w:t xml:space="preserve">Вид </w:t>
-            </w:r>
-            <w:r>
-              <w:t>опции</w:t>
-            </w:r>
-          </w:p>
-        </w:tc>
-        <w:tc>
-          <w:tcPr>
-            <w:tcW w:w="2361" w:type="dxa"/>
-          </w:tcPr>
-          <w:p>
-            <w:r>
-              <w:t>Стоимость</w:t>
-            </w:r>
-          </w:p>
-        </w:tc>
-        <w:tc>
-          <w:tcPr>
-            <w:tcW w:w="3793" w:type="dxa"/>
-          </w:tcPr>
-          <w:p>
-            <w:r>
-              <w:t>Характеристики</w:t>
-            </w:r>
-          </w:p>
-        </w:tc>
-      </w:tr>
-      <w:tr>
-        <w:tc>
-          <w:tcPr>
-            <w:tcW w:w="2175" w:type="dxa"/>
-          </w:tcPr>
-          <w:p>
-            <w:r>
-              <w:t>кожаный салон</w:t>
-            </w:r>
-          </w:p>
-        </w:tc>
-        <w:tc>
-          <w:tcPr>
-            <w:tcW w:w="2361" w:type="dxa"/>
-          </w:tcPr>
-          <w:p>
-            <w:r>
-              <w:t>+50</w:t>
-            </w:r>
-          </w:p>
-        </w:tc>
-        <w:tc>
-          <w:tcPr>
-            <w:tcW w:w="3793" w:type="dxa"/>
-          </w:tcPr>
-          <w:p>
-            <w:r>
-              <w:t>натуральная кожа ...</w:t>
-            </w:r>
-          </w:p>
-        </w:tc>
-      </w:tr>
-      <w:tr>
-        <w:tc>
-          <w:tcPr>
-            <w:tcW w:w="2175" w:type="dxa"/>
-          </w:tcPr>
-          <w:p>
-            <w:r>
-              <w:t>подогрев сидений</w:t>
-            </w:r>
-          </w:p>
-        </w:tc>
-        <w:tc>
-          <w:tcPr>
-            <w:tcW w:w="2361" w:type="dxa"/>
-          </w:tcPr>
-          <w:p>
-            <w:r>
-              <w:t>+30</w:t>
-            </w:r>
-          </w:p>
-        </w:tc>
-        <w:tc>
-          <w:tcPr>
-            <w:tcW w:w="3793" w:type="dxa"/>
-          </w:tcPr>
-          <w:p>
-            <w:r>
-              <w:t>только передние ...</w:t>
-            </w:r>
-          </w:p>
-        </w:tc>
-      </w:tr>
-      <w:tr>
-        <w:tc>
-          <w:tcPr>
-            <w:tcW w:w="2175" w:type="dxa"/>
-          </w:tcPr>
-          <w:p>
-            <w:r>
-              <w:t>люк</w:t>
-            </w:r>
-          </w:p>
-        </w:tc>
-        <w:tc>
-          <w:tcPr>
-            <w:tcW w:w="2361" w:type="dxa"/>
-          </w:tcPr>
-          <w:p>
-            <w:r>
-              <w:t>+100</w:t>
-            </w:r>
-          </w:p>
-        </w:tc>
-        <w:tc>
-          <w:tcPr>
-            <w:tcW w:w="3793" w:type="dxa"/>
-          </w:tcPr>
-          <w:p>
-            <w:r>
-              <w:t>полностью прозрачный ...</w:t>
-            </w:r>
-          </w:p>
-        </w:tc>
-      </w:tr>
-    </w:tbl>
-    <w:p>
-      <w:pPr>
-        <w:pStyle w:val="a5"/>
-        <w:numPr>
-          <w:ilvl w:val="1"/>
-          <w:numId w:val="3"/>
-        </w:numPr>
-      </w:pPr>
-      <w:r>
-        <w:t>Кнопка</w:t>
-      </w:r>
-      <w:r>
-        <w:rPr>
-          <w:b/>
-          <w:i/>
-        </w:rPr>
-        <w:t xml:space="preserve"> Далее</w:t>
-      </w:r>
-    </w:p>
-    <w:p>
-      <w:pPr>
-        <w:pStyle w:val="a5"/>
-        <w:numPr>
-          <w:ilvl w:val="0"/>
-          <w:numId w:val="3"/>
-        </w:numPr>
-      </w:pPr>
-      <w:r>
-        <w:rPr>
-          <w:b/>
-        </w:rPr>
-        <w:t xml:space="preserve">Страница </w:t>
-      </w:r>
-      <w:r>
-        <w:rPr>
-          <w:b/>
-          <w:lang w:val="en-US"/>
-        </w:rPr>
-        <w:t>bill</w:t>
-      </w:r>
-      <w:r>
-        <w:rPr>
-          <w:b/>
-        </w:rPr>
-        <w:t>.</w:t>
-      </w:r>
-      <w:proofErr w:type="spellStart"/>
-      <w:r>
-        <w:rPr>
-          <w:b/>
-          <w:lang w:val="en-US"/>
-        </w:rPr>
-        <w:t>php</w:t>
-      </w:r>
-      <w:proofErr w:type="spellEnd"/>
-      <w:r>
-        <w:t xml:space="preserve">,  </w:t>
-      </w:r>
-      <w:r>
-        <w:t xml:space="preserve">марка машины и </w:t>
-      </w:r>
-      <w:r>
-        <w:t>дополнительные опции</w:t>
-      </w:r>
-      <w:r>
-        <w:t xml:space="preserve"> зависят от типа услуги</w:t>
-      </w:r>
-    </w:p>
-    <w:p>
-      <w:pPr>
-        <w:pStyle w:val="a5"/>
-        <w:numPr>
-          <w:ilvl w:val="1"/>
-          <w:numId w:val="3"/>
-        </w:numPr>
-      </w:pPr>
-      <w:r>
-        <w:t>Выбор машины</w:t>
-      </w:r>
-      <w:r>
-        <w:t xml:space="preserve"> (радиокнопки):</w:t>
-      </w:r>
-      <w:r>
-        <w:t xml:space="preserve"> </w:t>
-      </w:r>
-      <w:r>
-        <w:rPr>
-          <w:b/>
-          <w:color w:val="FF0000"/>
-          <w:sz w:val="36"/>
-          <w:szCs w:val="36"/>
-        </w:rPr>
-        <w:t>(</w:t>
-      </w:r>
-      <w:proofErr w:type="gramStart"/>
-      <w:r>
-        <w:rPr>
-          <w:b/>
-          <w:color w:val="FF0000"/>
-          <w:sz w:val="36"/>
-          <w:szCs w:val="36"/>
-        </w:rPr>
-        <w:t>2-</w:t>
-      </w:r>
-      <w:r>
-        <w:rPr>
-          <w:b/>
-          <w:color w:val="FF0000"/>
-          <w:sz w:val="36"/>
-          <w:szCs w:val="36"/>
-        </w:rPr>
-        <w:t>1</w:t>
-      </w:r>
-      <w:proofErr w:type="gramEnd"/>
-      <w:r>
-        <w:rPr>
-          <w:b/>
-          <w:color w:val="FF0000"/>
-          <w:sz w:val="36"/>
-          <w:szCs w:val="36"/>
-        </w:rPr>
-        <w:t>)</w:t>
-      </w:r>
-    </w:p>
-    <w:tbl>
-      <w:tblPr>
-        <w:tblStyle w:val="a6"/>
-        <w:tblW w:w="0" w:type="auto"/>
-        <w:tblInd w:w="1242" w:type="dxa"/>
-        <w:tblLook w:val="04A0" w:firstRow="1" w:lastRow="0" w:firstColumn="1" w:lastColumn="0" w:noHBand="0" w:noVBand="1"/>
-      </w:tblPr>
-      <w:tblGrid>
-        <w:gridCol w:w="1669"/>
-        <w:gridCol w:w="1667"/>
-        <w:gridCol w:w="2135"/>
-        <w:gridCol w:w="2632"/>
-      </w:tblGrid>
-      <w:tr>
-        <w:tc>
-          <w:tcPr>
-            <w:tcW w:w="1700" w:type="dxa"/>
-          </w:tcPr>
-          <w:p>
-            <w:r>
-              <w:t>тип услуги</w:t>
-            </w:r>
-          </w:p>
-        </w:tc>
-        <w:tc>
-          <w:tcPr>
-            <w:tcW w:w="6629" w:type="dxa"/>
-            <w:gridSpan w:val="3"/>
-          </w:tcPr>
-          <w:p>
-            <w:pPr>
-              <w:jc w:val="center"/>
-            </w:pPr>
-            <w:r>
-              <w:t>марка машины</w:t>
-            </w:r>
-          </w:p>
-        </w:tc>
-      </w:tr>
-      <w:tr>
-        <w:tc>
-          <w:tcPr>
-            <w:tcW w:w="1700" w:type="dxa"/>
-          </w:tcPr>
-          <w:p>
-            <w:r>
-              <w:t>прокат</w:t>
-            </w:r>
-          </w:p>
-        </w:tc>
-        <w:tc>
-          <w:tcPr>
-            <w:tcW w:w="1703" w:type="dxa"/>
-          </w:tcPr>
-          <w:p>
-            <w:r>
-              <w:t>Peugeot</w:t>
-            </w:r>
-            <w:r>
-              <w:t xml:space="preserve"> (+200)</w:t>
-            </w:r>
-          </w:p>
-        </w:tc>
-        <w:tc>
-          <w:tcPr>
-            <w:tcW w:w="2202" w:type="dxa"/>
-          </w:tcPr>
-          <w:p>
-            <w:r>
-              <w:rPr>
-                <w:lang w:val="en-US"/>
-              </w:rPr>
-              <w:t xml:space="preserve">Lada </w:t>
-            </w:r>
-            <w:proofErr w:type="spellStart"/>
-            <w:r>
-              <w:rPr>
-                <w:lang w:val="en-US"/>
-              </w:rPr>
-              <w:t>Priora</w:t>
-            </w:r>
-            <w:proofErr w:type="spellEnd"/>
-            <w:r>
-              <w:t xml:space="preserve"> (+100)</w:t>
-            </w:r>
-          </w:p>
-        </w:tc>
-        <w:tc>
-          <w:tcPr>
-            <w:tcW w:w="2724" w:type="dxa"/>
-          </w:tcPr>
-          <w:p>
-            <w:r>
-              <w:rPr>
-                <w:lang w:val="en-US"/>
-              </w:rPr>
-              <w:t>Nissan</w:t>
-            </w:r>
-            <w:r>
-              <w:t xml:space="preserve"> (+300)</w:t>
-            </w:r>
-          </w:p>
-        </w:tc>
-      </w:tr>
-      <w:tr>
-        <w:tc>
-          <w:tcPr>
-            <w:tcW w:w="1700" w:type="dxa"/>
-          </w:tcPr>
-          <w:p>
-            <w:r>
-              <w:t>продажа</w:t>
-            </w:r>
-          </w:p>
-        </w:tc>
-        <w:tc>
-          <w:tcPr>
-            <w:tcW w:w="1703" w:type="dxa"/>
-          </w:tcPr>
-          <w:p>
-            <w:r>
-              <w:rPr>
-                <w:lang w:val="en-US"/>
-              </w:rPr>
-              <w:t>Citroen</w:t>
-            </w:r>
-            <w:r>
-              <w:t xml:space="preserve"> (+500)</w:t>
-            </w:r>
-          </w:p>
-        </w:tc>
-        <w:tc>
-          <w:tcPr>
-            <w:tcW w:w="2202" w:type="dxa"/>
-          </w:tcPr>
-          <w:p>
-            <w:r>
-              <w:rPr>
-                <w:lang w:val="en-US"/>
-              </w:rPr>
-              <w:t>Skoda</w:t>
-            </w:r>
-            <w:r>
-              <w:t xml:space="preserve"> (+300)</w:t>
-            </w:r>
-          </w:p>
-        </w:tc>
-        <w:tc>
-          <w:tcPr>
-            <w:tcW w:w="2724" w:type="dxa"/>
-          </w:tcPr>
-          <w:p>
-            <w:r>
-              <w:rPr>
-                <w:lang w:val="en-US"/>
-              </w:rPr>
-              <w:t>Lexus</w:t>
-            </w:r>
-            <w:r>
-              <w:t xml:space="preserve"> (+800)</w:t>
-            </w:r>
-          </w:p>
-        </w:tc>
-      </w:tr>
-      <w:tr>
-        <w:tc>
-          <w:tcPr>
-            <w:tcW w:w="1700" w:type="dxa"/>
-          </w:tcPr>
-          <w:p>
-            <w:r>
-              <w:t>лизинг</w:t>
-            </w:r>
-          </w:p>
-        </w:tc>
-        <w:tc>
-          <w:tcPr>
-            <w:tcW w:w="1703" w:type="dxa"/>
-          </w:tcPr>
-          <w:p>
-            <w:r>
-              <w:rPr>
-                <w:lang w:val="en-US"/>
-              </w:rPr>
-              <w:t>Kia</w:t>
-            </w:r>
-            <w:r>
-              <w:t xml:space="preserve"> (+50)</w:t>
-            </w:r>
-          </w:p>
-        </w:tc>
-        <w:tc>
-          <w:tcPr>
-            <w:tcW w:w="2202" w:type="dxa"/>
-          </w:tcPr>
-          <w:p>
-            <w:r>
-              <w:rPr>
-                <w:lang w:val="en-US"/>
-              </w:rPr>
-              <w:t>Honda</w:t>
-            </w:r>
-            <w:r>
-              <w:t xml:space="preserve"> (+100)</w:t>
-            </w:r>
-          </w:p>
-        </w:tc>
-        <w:tc>
-          <w:tcPr>
-            <w:tcW w:w="2724" w:type="dxa"/>
-          </w:tcPr>
-          <w:p>
-            <w:r>
-              <w:rPr>
-                <w:lang w:val="en-US"/>
-              </w:rPr>
-              <w:t>Mazda</w:t>
-            </w:r>
-            <w:r>
-              <w:t xml:space="preserve"> (+80)</w:t>
-            </w:r>
-          </w:p>
-        </w:tc>
-      </w:tr>
-    </w:tbl>
-    <w:p>
-      <w:pPr>
-        <w:pStyle w:val="a5"/>
-        <w:numPr>
-          <w:ilvl w:val="1"/>
-          <w:numId w:val="3"/>
-        </w:numPr>
-      </w:pPr>
-      <w:r>
-        <w:t>Предварительная подготовка</w:t>
-      </w:r>
-      <w:r>
-        <w:t xml:space="preserve"> (флажки-переключатели):</w:t>
-      </w:r>
-      <w:r>
-        <w:t xml:space="preserve"> </w:t>
-      </w:r>
-      <w:r>
-        <w:rPr>
-          <w:b/>
-          <w:color w:val="FF0000"/>
-          <w:sz w:val="36"/>
-          <w:szCs w:val="36"/>
-        </w:rPr>
-        <w:t>(</w:t>
-      </w:r>
-      <w:proofErr w:type="gramStart"/>
-      <w:r>
-        <w:rPr>
-          <w:b/>
-          <w:color w:val="FF0000"/>
-          <w:sz w:val="36"/>
-          <w:szCs w:val="36"/>
-        </w:rPr>
-        <w:t>2-2</w:t>
-      </w:r>
-      <w:proofErr w:type="gramEnd"/>
-      <w:r>
-        <w:rPr>
-          <w:b/>
-          <w:color w:val="FF0000"/>
-          <w:sz w:val="36"/>
-          <w:szCs w:val="36"/>
-        </w:rPr>
-        <w:t>)</w:t>
-      </w:r>
-    </w:p>
-    <w:tbl>
-      <w:tblPr>
-        <w:tblStyle w:val="a6"/>
-        <w:tblW w:w="0" w:type="auto"/>
-        <w:tblInd w:w="988" w:type="dxa"/>
-        <w:tblLook w:val="04A0" w:firstRow="1" w:lastRow="0" w:firstColumn="1" w:lastColumn="0" w:noHBand="0" w:noVBand="1"/>
-      </w:tblPr>
-      <w:tblGrid>
-        <w:gridCol w:w="1436"/>
-        <w:gridCol w:w="1826"/>
-        <w:gridCol w:w="2624"/>
-        <w:gridCol w:w="2471"/>
-      </w:tblGrid>
-      <w:tr>
-        <w:tc>
-          <w:tcPr>
-            <w:tcW w:w="1436" w:type="dxa"/>
-          </w:tcPr>
-          <w:p>
-            <w:r>
-              <w:t xml:space="preserve">тип </w:t>
-            </w:r>
-            <w:r>
-              <w:t>услуги</w:t>
-            </w:r>
-          </w:p>
-        </w:tc>
-        <w:tc>
-          <w:tcPr>
-            <w:tcW w:w="1826" w:type="dxa"/>
-          </w:tcPr>
-          <w:p>
-            <w:r>
-              <w:t>прокат</w:t>
-            </w:r>
-          </w:p>
-        </w:tc>
-        <w:tc>
-          <w:tcPr>
-            <w:tcW w:w="2624" w:type="dxa"/>
-          </w:tcPr>
-          <w:p>
-            <w:r>
-              <w:t>продажа</w:t>
-            </w:r>
-          </w:p>
-        </w:tc>
-        <w:tc>
-          <w:tcPr>
-            <w:tcW w:w="2471" w:type="dxa"/>
-          </w:tcPr>
-          <w:p>
-            <w:r>
-              <w:t>лизинг</w:t>
-            </w:r>
-          </w:p>
-        </w:tc>
-      </w:tr>
-      <w:tr>
-        <w:tc>
-          <w:tcPr>
-            <w:tcW w:w="1436" w:type="dxa"/>
-          </w:tcPr>
-          <w:p>
-            <w:r>
-              <w:t>код услуги</w:t>
-            </w:r>
-          </w:p>
-        </w:tc>
-        <w:tc>
-          <w:tcPr>
-            <w:tcW w:w="1826" w:type="dxa"/>
-          </w:tcPr>
-          <w:p>
-            <w:r>
-              <w:t>А1</w:t>
-            </w:r>
-          </w:p>
-        </w:tc>
-        <w:tc>
-          <w:tcPr>
-            <w:tcW w:w="2624" w:type="dxa"/>
-          </w:tcPr>
-          <w:p>
-            <w:r>
-              <w:t>А2</w:t>
-            </w:r>
-          </w:p>
-        </w:tc>
-        <w:tc>
-          <w:tcPr>
-            <w:tcW w:w="2471" w:type="dxa"/>
-          </w:tcPr>
-          <w:p>
-            <w:r>
-              <w:t>А3</w:t>
-            </w:r>
-          </w:p>
-        </w:tc>
-      </w:tr>
-      <w:tr>
-        <w:tc>
-          <w:tcPr>
-            <w:tcW w:w="1436" w:type="dxa"/>
-          </w:tcPr>
-          <w:p/>
-        </w:tc>
-        <w:tc>
-          <w:tcPr>
-            <w:tcW w:w="1826" w:type="dxa"/>
-          </w:tcPr>
-          <w:p>
-            <w:r>
-              <w:t>бензин</w:t>
-            </w:r>
-            <w:r>
-              <w:t>(+50)</w:t>
-            </w:r>
-          </w:p>
-        </w:tc>
-        <w:tc>
-          <w:tcPr>
-            <w:tcW w:w="2624" w:type="dxa"/>
-          </w:tcPr>
-          <w:p>
-            <w:r>
-              <w:t>полировка</w:t>
-            </w:r>
-            <w:r>
-              <w:t>(+100)</w:t>
-            </w:r>
-          </w:p>
-        </w:tc>
-        <w:tc>
-          <w:tcPr>
-            <w:tcW w:w="2471" w:type="dxa"/>
-          </w:tcPr>
-          <w:p>
-            <w:r>
-              <w:t>бензин</w:t>
-            </w:r>
-            <w:r>
-              <w:t>(+50)</w:t>
-            </w:r>
-          </w:p>
-        </w:tc>
-      </w:tr>
-      <w:tr>
-        <w:tc>
-          <w:tcPr>
-            <w:tcW w:w="1436" w:type="dxa"/>
-          </w:tcPr>
-          <w:p/>
-        </w:tc>
-        <w:tc>
-          <w:tcPr>
-            <w:tcW w:w="1826" w:type="dxa"/>
-          </w:tcPr>
-          <w:p>
-            <w:r>
-              <w:t>шины</w:t>
-            </w:r>
-            <w:r>
-              <w:t>(+100)</w:t>
-            </w:r>
-          </w:p>
-        </w:tc>
-        <w:tc>
-          <w:tcPr>
-            <w:tcW w:w="2624" w:type="dxa"/>
-          </w:tcPr>
-          <w:p>
-            <w:r>
-              <w:t>чистка салона</w:t>
-            </w:r>
-            <w:r>
-              <w:t>(+50)</w:t>
-            </w:r>
-          </w:p>
-        </w:tc>
-        <w:tc>
-          <w:tcPr>
-            <w:tcW w:w="2471" w:type="dxa"/>
-          </w:tcPr>
-          <w:p>
-            <w:r>
-              <w:t>чистка салона</w:t>
-            </w:r>
-            <w:r>
-              <w:t>(+200)</w:t>
-            </w:r>
-          </w:p>
-        </w:tc>
-      </w:tr>
-      <w:tr>
-        <w:tc>
-          <w:tcPr>
-            <w:tcW w:w="1436" w:type="dxa"/>
-          </w:tcPr>
-          <w:p/>
-        </w:tc>
-        <w:tc>
-          <w:tcPr>
-            <w:tcW w:w="1826" w:type="dxa"/>
-          </w:tcPr>
-          <w:p>
-            <w:r>
-              <w:t>омыватель</w:t>
-            </w:r>
-            <w:r>
-              <w:t>(+200)</w:t>
-            </w:r>
-          </w:p>
-        </w:tc>
-        <w:tc>
-          <w:tcPr>
-            <w:tcW w:w="2624" w:type="dxa"/>
-          </w:tcPr>
-          <w:p>
-            <w:r>
-              <w:t>ТО</w:t>
-            </w:r>
-            <w:r>
-              <w:t>(+200)</w:t>
-            </w:r>
-          </w:p>
-        </w:tc>
-        <w:tc>
-          <w:tcPr>
-            <w:tcW w:w="2471" w:type="dxa"/>
-          </w:tcPr>
-          <w:p>
-            <w:r>
-              <w:t>чистка двигателя</w:t>
-            </w:r>
-            <w:r>
-              <w:t>(+100)</w:t>
-            </w:r>
-          </w:p>
-        </w:tc>
-      </w:tr>
-    </w:tbl>
-    <w:p>
-      <w:pPr>
-        <w:pStyle w:val="a5"/>
-        <w:numPr>
-          <w:ilvl w:val="1"/>
-          <w:numId w:val="3"/>
-        </w:numPr>
-      </w:pPr>
-      <w:r>
-        <w:lastRenderedPageBreak/>
-        <w:t xml:space="preserve">Поле количество дней </w:t>
-      </w:r>
-      <w:r>
-        <w:t xml:space="preserve">для проката и лизинга. </w:t>
-      </w:r>
-      <w:r>
-        <w:t>Для продажи поле флажок: ускоренное оформление или нет.</w:t>
-      </w:r>
-      <w:r>
-        <w:t xml:space="preserve">  </w:t>
-      </w:r>
-      <w:r>
-        <w:rPr>
-          <w:b/>
-          <w:color w:val="FF0000"/>
-          <w:sz w:val="36"/>
-          <w:szCs w:val="36"/>
-        </w:rPr>
-        <w:t>(</w:t>
-      </w:r>
-      <w:proofErr w:type="gramStart"/>
-      <w:r>
-        <w:rPr>
-          <w:b/>
-          <w:color w:val="FF0000"/>
-          <w:sz w:val="36"/>
-          <w:szCs w:val="36"/>
-        </w:rPr>
-        <w:t>2-3</w:t>
-      </w:r>
-      <w:proofErr w:type="gramEnd"/>
-      <w:r>
-        <w:rPr>
-          <w:b/>
-          <w:color w:val="FF0000"/>
-          <w:sz w:val="36"/>
-          <w:szCs w:val="36"/>
-        </w:rPr>
-        <w:t>)</w:t>
-      </w:r>
-    </w:p>
-    <w:p>
-      <w:pPr>
-        <w:pStyle w:val="a5"/>
-        <w:numPr>
-          <w:ilvl w:val="1"/>
-          <w:numId w:val="3"/>
-        </w:numPr>
-      </w:pPr>
-      <w:r>
-        <w:t xml:space="preserve">Кнопки </w:t>
-      </w:r>
-      <w:r>
-        <w:rPr>
-          <w:b/>
-          <w:i/>
-        </w:rPr>
-        <w:t>Вернуться назад</w:t>
-      </w:r>
-      <w:r>
-        <w:t xml:space="preserve"> и </w:t>
-      </w:r>
-      <w:r>
-        <w:rPr>
-          <w:b/>
-        </w:rPr>
-        <w:t>Далее</w:t>
-      </w:r>
-    </w:p>
-    <w:p>
-      <w:pPr>
-        <w:pStyle w:val="a5"/>
-        <w:numPr>
-          <w:ilvl w:val="0"/>
-          <w:numId w:val="3"/>
-        </w:numPr>
-      </w:pPr>
-      <w:r>
-        <w:rPr>
-          <w:b/>
-        </w:rPr>
-        <w:t xml:space="preserve">Страница </w:t>
-      </w:r>
-      <w:r>
-        <w:rPr>
-          <w:b/>
-          <w:lang w:val="en-US"/>
-        </w:rPr>
-        <w:t>basket</w:t>
-      </w:r>
-      <w:r>
-        <w:rPr>
-          <w:b/>
-        </w:rPr>
-        <w:t>.</w:t>
-      </w:r>
-      <w:proofErr w:type="spellStart"/>
-      <w:r>
-        <w:rPr>
-          <w:b/>
-          <w:lang w:val="en-US"/>
-        </w:rPr>
-        <w:t>php</w:t>
-      </w:r>
-      <w:proofErr w:type="spellEnd"/>
-      <w:r>
-        <w:t>.</w:t>
-      </w:r>
-    </w:p>
-    <w:p>
-      <w:pPr>
-        <w:pStyle w:val="a5"/>
-        <w:numPr>
-          <w:ilvl w:val="1"/>
-          <w:numId w:val="3"/>
-        </w:numPr>
-      </w:pPr>
-      <w:r>
-        <w:t>Выводится вся полученная информация с ценами и соответствующим изображением.</w:t>
-      </w:r>
-      <w:r>
-        <w:rPr>
-          <w:b/>
-          <w:color w:val="FF0000"/>
-          <w:sz w:val="36"/>
-          <w:szCs w:val="36"/>
-        </w:rPr>
-        <w:t xml:space="preserve"> </w:t>
-      </w:r>
-      <w:r>
-        <w:rPr>
-          <w:b/>
-          <w:color w:val="FF0000"/>
-          <w:sz w:val="36"/>
-          <w:szCs w:val="36"/>
-        </w:rPr>
-        <w:t>(</w:t>
-      </w:r>
-      <w:proofErr w:type="gramStart"/>
-      <w:r>
-        <w:rPr>
-          <w:b/>
-          <w:color w:val="FF0000"/>
-          <w:sz w:val="36"/>
-          <w:szCs w:val="36"/>
-        </w:rPr>
-        <w:t>3-</w:t>
-      </w:r>
-      <w:r>
-        <w:rPr>
-          <w:b/>
-          <w:color w:val="FF0000"/>
-          <w:sz w:val="36"/>
-          <w:szCs w:val="36"/>
-        </w:rPr>
-        <w:t>1</w:t>
-      </w:r>
-      <w:proofErr w:type="gramEnd"/>
-      <w:r>
-        <w:rPr>
-          <w:b/>
-          <w:color w:val="FF0000"/>
-          <w:sz w:val="36"/>
-          <w:szCs w:val="36"/>
-        </w:rPr>
-        <w:t>)</w:t>
-      </w:r>
-    </w:p>
-    <w:p>
-      <w:pPr>
-        <w:pStyle w:val="a5"/>
-        <w:numPr>
-          <w:ilvl w:val="1"/>
-          <w:numId w:val="3"/>
-        </w:numPr>
-      </w:pPr>
-      <w:r>
-        <w:t>Выводится итоговая сумма.</w:t>
-      </w:r>
-      <w:r>
-        <w:rPr>
-          <w:b/>
-          <w:color w:val="FF0000"/>
-          <w:sz w:val="36"/>
-          <w:szCs w:val="36"/>
-        </w:rPr>
-        <w:t xml:space="preserve"> </w:t>
-      </w:r>
-      <w:r>
-        <w:rPr>
-          <w:b/>
-          <w:color w:val="FF0000"/>
-          <w:sz w:val="36"/>
-          <w:szCs w:val="36"/>
-        </w:rPr>
-        <w:t>(</w:t>
-      </w:r>
-      <w:proofErr w:type="gramStart"/>
-      <w:r>
-        <w:rPr>
-          <w:b/>
-          <w:color w:val="FF0000"/>
-          <w:sz w:val="36"/>
-          <w:szCs w:val="36"/>
-        </w:rPr>
-        <w:t>3-2</w:t>
-      </w:r>
-      <w:proofErr w:type="gramEnd"/>
-      <w:r>
-        <w:rPr>
-          <w:b/>
-          <w:color w:val="FF0000"/>
-          <w:sz w:val="36"/>
-          <w:szCs w:val="36"/>
-        </w:rPr>
-        <w:t>)</w:t>
-      </w:r>
-      <w:r>
-        <w:rPr>
-          <w:b/>
-          <w:color w:val="FF0000"/>
-          <w:sz w:val="36"/>
-          <w:szCs w:val="36"/>
-        </w:rPr>
-        <w:br/>
-      </w:r>
-    </w:p>
-    <w:p>
-      <w:pPr>
-        <w:pStyle w:val="a5"/>
-        <w:numPr>
-          <w:ilvl w:val="1"/>
-          <w:numId w:val="3"/>
-        </w:numPr>
-        <w:rPr>
-          <w:b/>
-        </w:rPr>
-      </w:pPr>
-      <w:r>
-        <w:t xml:space="preserve">Разные кнопки </w:t>
-      </w:r>
-      <w:r>
-        <w:rPr>
-          <w:b/>
-          <w:i/>
-        </w:rPr>
-        <w:t>Отправить по почте и записать в файл</w:t>
-      </w:r>
-      <w:r>
-        <w:t>.</w:t>
-      </w:r>
-    </w:p>
-    <w:p>
-      <w:pPr>
-        <w:pStyle w:val="a5"/>
-        <w:numPr>
-          <w:ilvl w:val="1"/>
-          <w:numId w:val="3"/>
-        </w:numPr>
-        <w:rPr>
-          <w:b/>
-        </w:rPr>
-      </w:pPr>
-      <w:r>
-        <w:rPr>
-          <w:b/>
-        </w:rPr>
-        <w:t>Для заказа «Автосалон»</w:t>
-      </w:r>
+        <w:rPr>
+          <w:lang w:val="en-US"/>
+        </w:rPr>
+      </w:pPr>
     </w:p>
     <w:p>
       <w:pPr>
         <w:pStyle w:val="a5"/>
         <w:ind w:left="792"/>
-      </w:pPr>
-      <w:r>
-        <w:t>Аналогично</w:t>
-      </w:r>
-      <w:r>
-        <w:t xml:space="preserve"> заказу туристической путевки</w:t>
-      </w:r>
-      <w:r>
-        <w:t>. Текст письма выглядит так.</w:t>
-      </w:r>
-    </w:p>
-    <w:p>
-      <w:pPr>
-        <w:pStyle w:val="a5"/>
-        <w:ind w:left="792"/>
-      </w:pPr>
-    </w:p>
-    <w:p>
-      <w:pPr>
-        <w:pStyle w:val="a5"/>
-        <w:ind w:left="792"/>
-        <w:rPr>
-          <w:lang w:val="en-US"/>
-        </w:rPr>
-      </w:pPr>
-      <w:r>
-        <w:rPr>
-          <w:noProof/>
-        </w:rPr>
-        <w:drawing>
-          <wp:inline distT="0" distB="0" distL="0" distR="0" wp14:anchorId="2A2C237A" wp14:editId="7A59CA05">
-            <wp:extent cx="5120640" cy="1800845"/>
-            <wp:effectExtent l="0" t="0" r="3810" b="9525"/>
-            <wp:docPr id="7" name="Рисунок 7"/>
-            <wp:cNvGraphicFramePr>
-              <a:graphicFrameLocks xmlns:a="http://schemas.openxmlformats.org/drawingml/2006/main" noChangeAspect="1"/>
-            </wp:cNvGraphicFramePr>
-            <a:graphic xmlns:a="http://schemas.openxmlformats.org/drawingml/2006/main">
-              <a:graphicData uri="http://schemas.openxmlformats.org/drawingml/2006/picture">
-                <pic:pic xmlns:pic="http://schemas.openxmlformats.org/drawingml/2006/picture">
-                  <pic:nvPicPr>
-                    <pic:cNvPr id="1" name=""/>
-                    <pic:cNvPicPr/>
-                  </pic:nvPicPr>
-                  <pic:blipFill>
-                    <a:blip r:embed="rId12"/>
-                    <a:stretch>
-                      <a:fillRect/>
-                    </a:stretch>
-                  </pic:blipFill>
-                  <pic:spPr>
-                    <a:xfrm>
-                      <a:off x="0" y="0"/>
-                      <a:ext cx="5154844" cy="1812874"/>
-                    </a:xfrm>
-                    <a:prstGeom prst="rect">
-                      <a:avLst/>
-                    </a:prstGeom>
-                  </pic:spPr>
-                </pic:pic>
-              </a:graphicData>
-            </a:graphic>
-          </wp:inline>
-        </w:drawing>
-      </w:r>
-    </w:p>
-    <w:p>
-      <w:pPr>
-        <w:pStyle w:val="a5"/>
-        <w:ind w:left="792"/>
-        <w:rPr>
-          <w:lang w:val="en-US"/>
-        </w:rPr>
-      </w:pPr>
-      <w:r>
-        <w:rPr>
-          <w:lang w:val="en-US"/>
-        </w:rPr>
-        <w:br/>
+        <w:rPr>
+          <w:lang w:val="en-US"/>
+        </w:rPr>
+      </w:pPr>
+      <w:r>
+        <w:t xml:space="preserve">См </w:t>
+      </w:r>
+      <w:r>
+        <w:rPr>
+          <w:lang w:val="en-US"/>
+        </w:rPr>
+        <w:t>voucher.jpg</w:t>
       </w:r>
     </w:p>
     <w:sectPr>
-      <w:headerReference w:type="default" r:id="rId13"/>
+      <w:headerReference w:type="default" r:id="rId7"/>
       <w:pgSz w:w="11906" w:h="16838"/>
       <w:pgMar w:top="993" w:right="850" w:bottom="709" w:left="1701" w:header="708" w:footer="708" w:gutter="0"/>
       <w:cols w:space="708"/>
@@ -3899,7 +2096,7 @@
 </file>
 
 <file path=word/endnotes.xml><?xml version="1.0" encoding="utf-8"?>
-<w:endnotes xmlns:wpc="http://schemas.microsoft.com/office/word/2010/wordprocessingCanvas" xmlns:cx="http://schemas.microsoft.com/office/drawing/2014/chartex" xmlns:cx1="http://schemas.microsoft.com/office/drawing/2015/9/8/chartex" xmlns:cx2="http://schemas.microsoft.com/office/drawing/2015/10/21/chartex" xmlns:cx3="http://schemas.microsoft.com/office/drawing/2016/5/9/chartex" xmlns:cx4="http://schemas.microsoft.com/office/drawing/2016/5/10/chartex" xmlns:cx5="http://schemas.microsoft.com/office/drawing/2016/5/11/chartex" xmlns:cx6="http://schemas.microsoft.com/office/drawing/2016/5/12/chartex" xmlns:cx7="http://schemas.microsoft.com/office/drawing/2016/5/13/chartex" xmlns:cx8="http://schemas.microsoft.com/office/drawing/2016/5/14/chartex" xmlns:mc="http://schemas.openxmlformats.org/markup-compatibility/2006" xmlns:aink="http://schemas.microsoft.com/office/drawing/2016/ink" xmlns:am3d="http://schemas.microsoft.com/office/drawing/2017/model3d" xmlns:o="urn:schemas-microsoft-com:office:office" xmlns:oel="http://schemas.microsoft.com/office/2019/extlst" xmlns:r="http://schemas.openxmlformats.org/officeDocument/2006/relationships" xmlns:m="http://schemas.openxmlformats.org/officeDocument/2006/math" xmlns:v="urn:schemas-microsoft-com:vml" xmlns:wp14="http://schemas.microsoft.com/office/word/2010/wordprocessingDrawing" xmlns:wp="http://schemas.openxmlformats.org/drawingml/2006/wordprocessingDrawing" xmlns:w10="urn:schemas-microsoft-com:office:word" xmlns:w="http://schemas.openxmlformats.org/wordprocessingml/2006/main" xmlns:w14="http://schemas.microsoft.com/office/word/2010/wordml" xmlns:w15="http://schemas.microsoft.com/office/word/2012/wordml" xmlns:w16cex="http://schemas.microsoft.com/office/word/2018/wordml/cex" xmlns:w16cid="http://schemas.microsoft.com/office/word/2016/wordml/cid" xmlns:w16="http://schemas.microsoft.com/office/word/2018/wordml" xmlns:w16du="http://schemas.microsoft.com/office/word/2023/wordml/word16du" xmlns:w16sdtdh="http://schemas.microsoft.com/office/word/2020/wordml/sdtdatahash" xmlns:w16sdtfl="http://schemas.microsoft.com/office/word/2024/wordml/sdtformatlock" xmlns:w16se="http://schemas.microsoft.com/office/word/2015/wordml/symex" xmlns:wpg="http://schemas.microsoft.com/office/word/2010/wordprocessingGroup" xmlns:wpi="http://schemas.microsoft.com/office/word/2010/wordprocessingInk" xmlns:wne="http://schemas.microsoft.com/office/word/2006/wordml" xmlns:wps="http://schemas.microsoft.com/office/word/2010/wordprocessingShape" mc:Ignorable="w14 w15 w16se w16cid w16 w16cex w16sdtdh w16sdtfl w16du wp14">
+<w:endnotes xmlns:wpc="http://schemas.microsoft.com/office/word/2010/wordprocessingCanvas" xmlns:cx="http://schemas.microsoft.com/office/drawing/2014/chartex" xmlns:cx1="http://schemas.microsoft.com/office/drawing/2015/9/8/chartex" xmlns:cx2="http://schemas.microsoft.com/office/drawing/2015/10/21/chartex" xmlns:cx3="http://schemas.microsoft.com/office/drawing/2016/5/9/chartex" xmlns:cx4="http://schemas.microsoft.com/office/drawing/2016/5/10/chartex" xmlns:cx5="http://schemas.microsoft.com/office/drawing/2016/5/11/chartex" xmlns:cx6="http://schemas.microsoft.com/office/drawing/2016/5/12/chartex" xmlns:cx7="http://schemas.microsoft.com/office/drawing/2016/5/13/chartex" xmlns:cx8="http://schemas.microsoft.com/office/drawing/2016/5/14/chartex" xmlns:mc="http://schemas.openxmlformats.org/markup-compatibility/2006" xmlns:aink="http://schemas.microsoft.com/office/drawing/2016/ink" xmlns:am3d="http://schemas.microsoft.com/office/drawing/2017/model3d" xmlns:o="urn:schemas-microsoft-com:office:office" xmlns:oel="http://schemas.microsoft.com/office/2019/extlst" xmlns:r="http://schemas.openxmlformats.org/officeDocument/2006/relationships" xmlns:m="http://schemas.openxmlformats.org/officeDocument/2006/math" xmlns:v="urn:schemas-microsoft-com:vml" xmlns:wp14="http://schemas.microsoft.com/office/word/2010/wordprocessingDrawing" xmlns:wp="http://schemas.openxmlformats.org/drawingml/2006/wordprocessingDrawing" xmlns:w10="urn:schemas-microsoft-com:office:word" xmlns:w="http://schemas.openxmlformats.org/wordprocessingml/2006/main" xmlns:w14="http://schemas.microsoft.com/office/word/2010/wordml" xmlns:w15="http://schemas.microsoft.com/office/word/2012/wordml" xmlns:w16cex="http://schemas.microsoft.com/office/word/2018/wordml/cex" xmlns:w16cid="http://schemas.microsoft.com/office/word/2016/wordml/cid" xmlns:w16="http://schemas.microsoft.com/office/word/2018/wordml" xmlns:w16du="http://schemas.microsoft.com/office/word/2023/wordml/word16du" xmlns:w16sdtdh="http://schemas.microsoft.com/office/word/2020/wordml/sdtdatahash" xmlns:w16se="http://schemas.microsoft.com/office/word/2015/wordml/symex" xmlns:wpg="http://schemas.microsoft.com/office/word/2010/wordprocessingGroup" xmlns:wpi="http://schemas.microsoft.com/office/word/2010/wordprocessingInk" xmlns:wne="http://schemas.microsoft.com/office/word/2006/wordml" xmlns:wps="http://schemas.microsoft.com/office/word/2010/wordprocessingShape" mc:Ignorable="w14 w15 w16se w16cid w16 w16cex w16sdtdh w16du wp14">
   <w:endnote w:type="separator" w:id="-1">
     <w:p>
       <w:pPr>
@@ -3924,7 +2121,7 @@
 </file>
 
 <file path=word/footnotes.xml><?xml version="1.0" encoding="utf-8"?>
-<w:footnotes xmlns:wpc="http://schemas.microsoft.com/office/word/2010/wordprocessingCanvas" xmlns:cx="http://schemas.microsoft.com/office/drawing/2014/chartex" xmlns:cx1="http://schemas.microsoft.com/office/drawing/2015/9/8/chartex" xmlns:cx2="http://schemas.microsoft.com/office/drawing/2015/10/21/chartex" xmlns:cx3="http://schemas.microsoft.com/office/drawing/2016/5/9/chartex" xmlns:cx4="http://schemas.microsoft.com/office/drawing/2016/5/10/chartex" xmlns:cx5="http://schemas.microsoft.com/office/drawing/2016/5/11/chartex" xmlns:cx6="http://schemas.microsoft.com/office/drawing/2016/5/12/chartex" xmlns:cx7="http://schemas.microsoft.com/office/drawing/2016/5/13/chartex" xmlns:cx8="http://schemas.microsoft.com/office/drawing/2016/5/14/chartex" xmlns:mc="http://schemas.openxmlformats.org/markup-compatibility/2006" xmlns:aink="http://schemas.microsoft.com/office/drawing/2016/ink" xmlns:am3d="http://schemas.microsoft.com/office/drawing/2017/model3d" xmlns:o="urn:schemas-microsoft-com:office:office" xmlns:oel="http://schemas.microsoft.com/office/2019/extlst" xmlns:r="http://schemas.openxmlformats.org/officeDocument/2006/relationships" xmlns:m="http://schemas.openxmlformats.org/officeDocument/2006/math" xmlns:v="urn:schemas-microsoft-com:vml" xmlns:wp14="http://schemas.microsoft.com/office/word/2010/wordprocessingDrawing" xmlns:wp="http://schemas.openxmlformats.org/drawingml/2006/wordprocessingDrawing" xmlns:w10="urn:schemas-microsoft-com:office:word" xmlns:w="http://schemas.openxmlformats.org/wordprocessingml/2006/main" xmlns:w14="http://schemas.microsoft.com/office/word/2010/wordml" xmlns:w15="http://schemas.microsoft.com/office/word/2012/wordml" xmlns:w16cex="http://schemas.microsoft.com/office/word/2018/wordml/cex" xmlns:w16cid="http://schemas.microsoft.com/office/word/2016/wordml/cid" xmlns:w16="http://schemas.microsoft.com/office/word/2018/wordml" xmlns:w16du="http://schemas.microsoft.com/office/word/2023/wordml/word16du" xmlns:w16sdtdh="http://schemas.microsoft.com/office/word/2020/wordml/sdtdatahash" xmlns:w16sdtfl="http://schemas.microsoft.com/office/word/2024/wordml/sdtformatlock" xmlns:w16se="http://schemas.microsoft.com/office/word/2015/wordml/symex" xmlns:wpg="http://schemas.microsoft.com/office/word/2010/wordprocessingGroup" xmlns:wpi="http://schemas.microsoft.com/office/word/2010/wordprocessingInk" xmlns:wne="http://schemas.microsoft.com/office/word/2006/wordml" xmlns:wps="http://schemas.microsoft.com/office/word/2010/wordprocessingShape" mc:Ignorable="w14 w15 w16se w16cid w16 w16cex w16sdtdh w16sdtfl w16du wp14">
+<w:footnotes xmlns:wpc="http://schemas.microsoft.com/office/word/2010/wordprocessingCanvas" xmlns:cx="http://schemas.microsoft.com/office/drawing/2014/chartex" xmlns:cx1="http://schemas.microsoft.com/office/drawing/2015/9/8/chartex" xmlns:cx2="http://schemas.microsoft.com/office/drawing/2015/10/21/chartex" xmlns:cx3="http://schemas.microsoft.com/office/drawing/2016/5/9/chartex" xmlns:cx4="http://schemas.microsoft.com/office/drawing/2016/5/10/chartex" xmlns:cx5="http://schemas.microsoft.com/office/drawing/2016/5/11/chartex" xmlns:cx6="http://schemas.microsoft.com/office/drawing/2016/5/12/chartex" xmlns:cx7="http://schemas.microsoft.com/office/drawing/2016/5/13/chartex" xmlns:cx8="http://schemas.microsoft.com/office/drawing/2016/5/14/chartex" xmlns:mc="http://schemas.openxmlformats.org/markup-compatibility/2006" xmlns:aink="http://schemas.microsoft.com/office/drawing/2016/ink" xmlns:am3d="http://schemas.microsoft.com/office/drawing/2017/model3d" xmlns:o="urn:schemas-microsoft-com:office:office" xmlns:oel="http://schemas.microsoft.com/office/2019/extlst" xmlns:r="http://schemas.openxmlformats.org/officeDocument/2006/relationships" xmlns:m="http://schemas.openxmlformats.org/officeDocument/2006/math" xmlns:v="urn:schemas-microsoft-com:vml" xmlns:wp14="http://schemas.microsoft.com/office/word/2010/wordprocessingDrawing" xmlns:wp="http://schemas.openxmlformats.org/drawingml/2006/wordprocessingDrawing" xmlns:w10="urn:schemas-microsoft-com:office:word" xmlns:w="http://schemas.openxmlformats.org/wordprocessingml/2006/main" xmlns:w14="http://schemas.microsoft.com/office/word/2010/wordml" xmlns:w15="http://schemas.microsoft.com/office/word/2012/wordml" xmlns:w16cex="http://schemas.microsoft.com/office/word/2018/wordml/cex" xmlns:w16cid="http://schemas.microsoft.com/office/word/2016/wordml/cid" xmlns:w16="http://schemas.microsoft.com/office/word/2018/wordml" xmlns:w16du="http://schemas.microsoft.com/office/word/2023/wordml/word16du" xmlns:w16sdtdh="http://schemas.microsoft.com/office/word/2020/wordml/sdtdatahash" xmlns:w16se="http://schemas.microsoft.com/office/word/2015/wordml/symex" xmlns:wpg="http://schemas.microsoft.com/office/word/2010/wordprocessingGroup" xmlns:wpi="http://schemas.microsoft.com/office/word/2010/wordprocessingInk" xmlns:wne="http://schemas.microsoft.com/office/word/2006/wordml" xmlns:wps="http://schemas.microsoft.com/office/word/2010/wordprocessingShape" mc:Ignorable="w14 w15 w16se w16cid w16 w16cex w16sdtdh w16du wp14">
   <w:footnote w:type="separator" w:id="-1">
     <w:p>
       <w:pPr>
@@ -3949,7 +2146,7 @@
 </file>
 
 <file path=word/header1.xml><?xml version="1.0" encoding="utf-8"?>
-<w:hdr xmlns:wpc="http://schemas.microsoft.com/office/word/2010/wordprocessingCanvas" xmlns:cx="http://schemas.microsoft.com/office/drawing/2014/chartex" xmlns:cx1="http://schemas.microsoft.com/office/drawing/2015/9/8/chartex" xmlns:cx2="http://schemas.microsoft.com/office/drawing/2015/10/21/chartex" xmlns:cx3="http://schemas.microsoft.com/office/drawing/2016/5/9/chartex" xmlns:cx4="http://schemas.microsoft.com/office/drawing/2016/5/10/chartex" xmlns:cx5="http://schemas.microsoft.com/office/drawing/2016/5/11/chartex" xmlns:cx6="http://schemas.microsoft.com/office/drawing/2016/5/12/chartex" xmlns:cx7="http://schemas.microsoft.com/office/drawing/2016/5/13/chartex" xmlns:cx8="http://schemas.microsoft.com/office/drawing/2016/5/14/chartex" xmlns:mc="http://schemas.openxmlformats.org/markup-compatibility/2006" xmlns:aink="http://schemas.microsoft.com/office/drawing/2016/ink" xmlns:am3d="http://schemas.microsoft.com/office/drawing/2017/model3d" xmlns:o="urn:schemas-microsoft-com:office:office" xmlns:oel="http://schemas.microsoft.com/office/2019/extlst" xmlns:r="http://schemas.openxmlformats.org/officeDocument/2006/relationships" xmlns:m="http://schemas.openxmlformats.org/officeDocument/2006/math" xmlns:v="urn:schemas-microsoft-com:vml" xmlns:wp14="http://schemas.microsoft.com/office/word/2010/wordprocessingDrawing" xmlns:wp="http://schemas.openxmlformats.org/drawingml/2006/wordprocessingDrawing" xmlns:w10="urn:schemas-microsoft-com:office:word" xmlns:w="http://schemas.openxmlformats.org/wordprocessingml/2006/main" xmlns:w14="http://schemas.microsoft.com/office/word/2010/wordml" xmlns:w15="http://schemas.microsoft.com/office/word/2012/wordml" xmlns:w16cex="http://schemas.microsoft.com/office/word/2018/wordml/cex" xmlns:w16cid="http://schemas.microsoft.com/office/word/2016/wordml/cid" xmlns:w16="http://schemas.microsoft.com/office/word/2018/wordml" xmlns:w16du="http://schemas.microsoft.com/office/word/2023/wordml/word16du" xmlns:w16sdtdh="http://schemas.microsoft.com/office/word/2020/wordml/sdtdatahash" xmlns:w16sdtfl="http://schemas.microsoft.com/office/word/2024/wordml/sdtformatlock" xmlns:w16se="http://schemas.microsoft.com/office/word/2015/wordml/symex" xmlns:wpg="http://schemas.microsoft.com/office/word/2010/wordprocessingGroup" xmlns:wpi="http://schemas.microsoft.com/office/word/2010/wordprocessingInk" xmlns:wne="http://schemas.microsoft.com/office/word/2006/wordml" xmlns:wps="http://schemas.microsoft.com/office/word/2010/wordprocessingShape" mc:Ignorable="w14 w15 w16se w16cid w16 w16cex w16sdtdh w16sdtfl w16du wp14">
+<w:hdr xmlns:wpc="http://schemas.microsoft.com/office/word/2010/wordprocessingCanvas" xmlns:cx="http://schemas.microsoft.com/office/drawing/2014/chartex" xmlns:cx1="http://schemas.microsoft.com/office/drawing/2015/9/8/chartex" xmlns:cx2="http://schemas.microsoft.com/office/drawing/2015/10/21/chartex" xmlns:cx3="http://schemas.microsoft.com/office/drawing/2016/5/9/chartex" xmlns:cx4="http://schemas.microsoft.com/office/drawing/2016/5/10/chartex" xmlns:cx5="http://schemas.microsoft.com/office/drawing/2016/5/11/chartex" xmlns:cx6="http://schemas.microsoft.com/office/drawing/2016/5/12/chartex" xmlns:cx7="http://schemas.microsoft.com/office/drawing/2016/5/13/chartex" xmlns:cx8="http://schemas.microsoft.com/office/drawing/2016/5/14/chartex" xmlns:mc="http://schemas.openxmlformats.org/markup-compatibility/2006" xmlns:aink="http://schemas.microsoft.com/office/drawing/2016/ink" xmlns:am3d="http://schemas.microsoft.com/office/drawing/2017/model3d" xmlns:o="urn:schemas-microsoft-com:office:office" xmlns:oel="http://schemas.microsoft.com/office/2019/extlst" xmlns:r="http://schemas.openxmlformats.org/officeDocument/2006/relationships" xmlns:m="http://schemas.openxmlformats.org/officeDocument/2006/math" xmlns:v="urn:schemas-microsoft-com:vml" xmlns:wp14="http://schemas.microsoft.com/office/word/2010/wordprocessingDrawing" xmlns:wp="http://schemas.openxmlformats.org/drawingml/2006/wordprocessingDrawing" xmlns:w10="urn:schemas-microsoft-com:office:word" xmlns:w="http://schemas.openxmlformats.org/wordprocessingml/2006/main" xmlns:w14="http://schemas.microsoft.com/office/word/2010/wordml" xmlns:w15="http://schemas.microsoft.com/office/word/2012/wordml" xmlns:w16cex="http://schemas.microsoft.com/office/word/2018/wordml/cex" xmlns:w16cid="http://schemas.microsoft.com/office/word/2016/wordml/cid" xmlns:w16="http://schemas.microsoft.com/office/word/2018/wordml" xmlns:w16du="http://schemas.microsoft.com/office/word/2023/wordml/word16du" xmlns:w16sdtdh="http://schemas.microsoft.com/office/word/2020/wordml/sdtdatahash" xmlns:w16se="http://schemas.microsoft.com/office/word/2015/wordml/symex" xmlns:wpg="http://schemas.microsoft.com/office/word/2010/wordprocessingGroup" xmlns:wpi="http://schemas.microsoft.com/office/word/2010/wordprocessingInk" xmlns:wne="http://schemas.microsoft.com/office/word/2006/wordml" xmlns:wps="http://schemas.microsoft.com/office/word/2010/wordprocessingShape" mc:Ignorable="w14 w15 w16se w16cid w16 w16cex w16sdtdh w16du wp14">
   <w:p>
     <w:pPr>
       <w:pStyle w:val="a9"/>
@@ -3994,7 +2191,7 @@
 </file>
 
 <file path=word/numbering.xml><?xml version="1.0" encoding="utf-8"?>
-<w:numbering xmlns:wpc="http://schemas.microsoft.com/office/word/2010/wordprocessingCanvas" xmlns:cx="http://schemas.microsoft.com/office/drawing/2014/chartex" xmlns:cx1="http://schemas.microsoft.com/office/drawing/2015/9/8/chartex" xmlns:cx2="http://schemas.microsoft.com/office/drawing/2015/10/21/chartex" xmlns:cx3="http://schemas.microsoft.com/office/drawing/2016/5/9/chartex" xmlns:cx4="http://schemas.microsoft.com/office/drawing/2016/5/10/chartex" xmlns:cx5="http://schemas.microsoft.com/office/drawing/2016/5/11/chartex" xmlns:cx6="http://schemas.microsoft.com/office/drawing/2016/5/12/chartex" xmlns:cx7="http://schemas.microsoft.com/office/drawing/2016/5/13/chartex" xmlns:cx8="http://schemas.microsoft.com/office/drawing/2016/5/14/chartex" xmlns:mc="http://schemas.openxmlformats.org/markup-compatibility/2006" xmlns:aink="http://schemas.microsoft.com/office/drawing/2016/ink" xmlns:am3d="http://schemas.microsoft.com/office/drawing/2017/model3d" xmlns:o="urn:schemas-microsoft-com:office:office" xmlns:oel="http://schemas.microsoft.com/office/2019/extlst" xmlns:r="http://schemas.openxmlformats.org/officeDocument/2006/relationships" xmlns:m="http://schemas.openxmlformats.org/officeDocument/2006/math" xmlns:v="urn:schemas-microsoft-com:vml" xmlns:wp14="http://schemas.microsoft.com/office/word/2010/wordprocessingDrawing" xmlns:wp="http://schemas.openxmlformats.org/drawingml/2006/wordprocessingDrawing" xmlns:w10="urn:schemas-microsoft-com:office:word" xmlns:w="http://schemas.openxmlformats.org/wordprocessingml/2006/main" xmlns:w14="http://schemas.microsoft.com/office/word/2010/wordml" xmlns:w15="http://schemas.microsoft.com/office/word/2012/wordml" xmlns:w16cex="http://schemas.microsoft.com/office/word/2018/wordml/cex" xmlns:w16cid="http://schemas.microsoft.com/office/word/2016/wordml/cid" xmlns:w16="http://schemas.microsoft.com/office/word/2018/wordml" xmlns:w16du="http://schemas.microsoft.com/office/word/2023/wordml/word16du" xmlns:w16sdtdh="http://schemas.microsoft.com/office/word/2020/wordml/sdtdatahash" xmlns:w16sdtfl="http://schemas.microsoft.com/office/word/2024/wordml/sdtformatlock" xmlns:w16se="http://schemas.microsoft.com/office/word/2015/wordml/symex" xmlns:wpg="http://schemas.microsoft.com/office/word/2010/wordprocessingGroup" xmlns:wpi="http://schemas.microsoft.com/office/word/2010/wordprocessingInk" xmlns:wne="http://schemas.microsoft.com/office/word/2006/wordml" xmlns:wps="http://schemas.microsoft.com/office/word/2010/wordprocessingShape" mc:Ignorable="w14 w15 w16se w16cid w16 w16cex w16sdtdh w16sdtfl w16du wp14">
+<w:numbering xmlns:wpc="http://schemas.microsoft.com/office/word/2010/wordprocessingCanvas" xmlns:cx="http://schemas.microsoft.com/office/drawing/2014/chartex" xmlns:cx1="http://schemas.microsoft.com/office/drawing/2015/9/8/chartex" xmlns:cx2="http://schemas.microsoft.com/office/drawing/2015/10/21/chartex" xmlns:cx3="http://schemas.microsoft.com/office/drawing/2016/5/9/chartex" xmlns:cx4="http://schemas.microsoft.com/office/drawing/2016/5/10/chartex" xmlns:cx5="http://schemas.microsoft.com/office/drawing/2016/5/11/chartex" xmlns:cx6="http://schemas.microsoft.com/office/drawing/2016/5/12/chartex" xmlns:cx7="http://schemas.microsoft.com/office/drawing/2016/5/13/chartex" xmlns:cx8="http://schemas.microsoft.com/office/drawing/2016/5/14/chartex" xmlns:mc="http://schemas.openxmlformats.org/markup-compatibility/2006" xmlns:aink="http://schemas.microsoft.com/office/drawing/2016/ink" xmlns:am3d="http://schemas.microsoft.com/office/drawing/2017/model3d" xmlns:o="urn:schemas-microsoft-com:office:office" xmlns:oel="http://schemas.microsoft.com/office/2019/extlst" xmlns:r="http://schemas.openxmlformats.org/officeDocument/2006/relationships" xmlns:m="http://schemas.openxmlformats.org/officeDocument/2006/math" xmlns:v="urn:schemas-microsoft-com:vml" xmlns:wp14="http://schemas.microsoft.com/office/word/2010/wordprocessingDrawing" xmlns:wp="http://schemas.openxmlformats.org/drawingml/2006/wordprocessingDrawing" xmlns:w10="urn:schemas-microsoft-com:office:word" xmlns:w="http://schemas.openxmlformats.org/wordprocessingml/2006/main" xmlns:w14="http://schemas.microsoft.com/office/word/2010/wordml" xmlns:w15="http://schemas.microsoft.com/office/word/2012/wordml" xmlns:w16cex="http://schemas.microsoft.com/office/word/2018/wordml/cex" xmlns:w16cid="http://schemas.microsoft.com/office/word/2016/wordml/cid" xmlns:w16="http://schemas.microsoft.com/office/word/2018/wordml" xmlns:w16du="http://schemas.microsoft.com/office/word/2023/wordml/word16du" xmlns:w16sdtdh="http://schemas.microsoft.com/office/word/2020/wordml/sdtdatahash" xmlns:w16se="http://schemas.microsoft.com/office/word/2015/wordml/symex" xmlns:wpg="http://schemas.microsoft.com/office/word/2010/wordprocessingGroup" xmlns:wpi="http://schemas.microsoft.com/office/word/2010/wordprocessingInk" xmlns:wne="http://schemas.microsoft.com/office/word/2006/wordml" xmlns:wps="http://schemas.microsoft.com/office/word/2010/wordprocessingShape" mc:Ignorable="w14 w15 w16se w16cid w16 w16cex w16sdtdh w16du wp14">
   <w:abstractNum w:abstractNumId="0" w15:restartNumberingAfterBreak="0">
     <w:nsid w:val="16F97531"/>
     <w:multiLevelType w:val="hybridMultilevel"/>
@@ -4273,7 +2470,7 @@
 </file>
 
 <file path=word/styles.xml><?xml version="1.0" encoding="utf-8"?>
-<w:styles xmlns:mc="http://schemas.openxmlformats.org/markup-compatibility/2006" xmlns:r="http://schemas.openxmlformats.org/officeDocument/2006/relationships" xmlns:w="http://schemas.openxmlformats.org/wordprocessingml/2006/main" xmlns:w14="http://schemas.microsoft.com/office/word/2010/wordml" xmlns:w15="http://schemas.microsoft.com/office/word/2012/wordml" xmlns:w16cex="http://schemas.microsoft.com/office/word/2018/wordml/cex" xmlns:w16cid="http://schemas.microsoft.com/office/word/2016/wordml/cid" xmlns:w16="http://schemas.microsoft.com/office/word/2018/wordml" xmlns:w16du="http://schemas.microsoft.com/office/word/2023/wordml/word16du" xmlns:w16sdtdh="http://schemas.microsoft.com/office/word/2020/wordml/sdtdatahash" xmlns:w16sdtfl="http://schemas.microsoft.com/office/word/2024/wordml/sdtformatlock" xmlns:w16se="http://schemas.microsoft.com/office/word/2015/wordml/symex" mc:Ignorable="w14 w15 w16se w16cid w16 w16cex w16sdtdh w16sdtfl w16du">
+<w:styles xmlns:mc="http://schemas.openxmlformats.org/markup-compatibility/2006" xmlns:r="http://schemas.openxmlformats.org/officeDocument/2006/relationships" xmlns:w="http://schemas.openxmlformats.org/wordprocessingml/2006/main" xmlns:w14="http://schemas.microsoft.com/office/word/2010/wordml" xmlns:w15="http://schemas.microsoft.com/office/word/2012/wordml" xmlns:w16cex="http://schemas.microsoft.com/office/word/2018/wordml/cex" xmlns:w16cid="http://schemas.microsoft.com/office/word/2016/wordml/cid" xmlns:w16="http://schemas.microsoft.com/office/word/2018/wordml" xmlns:w16du="http://schemas.microsoft.com/office/word/2023/wordml/word16du" xmlns:w16sdtdh="http://schemas.microsoft.com/office/word/2020/wordml/sdtdatahash" xmlns:w16se="http://schemas.microsoft.com/office/word/2015/wordml/symex" mc:Ignorable="w14 w15 w16se w16cid w16 w16cex w16sdtdh w16du">
   <w:docDefaults>
     <w:rPrDefault>
       <w:rPr>
